--- a/tests/corpus_v2/docs/supply_0002.docx
+++ b/tests/corpus_v2/docs/supply_0002.docx
@@ -21,19 +21,25 @@
         <w:rPr>
           <w:b/>
         </w:rPr>
-        <w:t xml:space="preserve">№ 58/2023-К</w:t>
-      </w:r>
-    </w:p>
-    <w:p/>
-    <w:p>
-      <w:r>
-        <w:t xml:space="preserve">г. Казань</w:t>
+        <w:t xml:space="preserve">№ </w:t>
+      </w:r>
+      <w:r>
+        <w:rPr>
+          <w:b/>
+        </w:rPr>
+        <w:t xml:space="preserve">39387/799-сс</w:t>
+      </w:r>
+    </w:p>
+    <w:p/>
+    <w:p>
+      <w:r>
+        <w:t xml:space="preserve">г. Санкт-Петербург</w:t>
       </w:r>
       <w:r>
         <w:t xml:space="preserve">     </w:t>
       </w:r>
       <w:r>
-        <w:t xml:space="preserve">«27» сентября 2025 г.</w:t>
+        <w:t xml:space="preserve">«16» апреля 2025 г.</w:t>
       </w:r>
     </w:p>
     <w:p/>
@@ -72,10 +78,10 @@
         <w:t xml:space="preserve">, именуемый в дальнейшем «Покупатель», действующий на основании свидетельства о государственной регистрации</w:t>
       </w:r>
       <w:r>
-        <w:t xml:space="preserve">, с другой стороны, совместно именуемые «Стороны», заключили настоящий </w:t>
-      </w:r>
-      <w:r>
-        <w:t xml:space="preserve">Договор № 79/2024-Д</w:t>
+        <w:t xml:space="preserve">, с другой стороны, совместно именуемые «Стороны», заключили настоящий Договор № </w:t>
+      </w:r>
+      <w:r>
+        <w:t xml:space="preserve">79/2024-Д</w:t>
       </w:r>
       <w:r>
         <w:t xml:space="preserve"> (далее — Договор) о нижеследующем:</w:t>
@@ -114,7 +120,7 @@
         <w:t xml:space="preserve">Поставка осуществляется партиями на основании заявок Покупателя; срок отгрузки партии — </w:t>
       </w:r>
       <w:r>
-        <w:t xml:space="preserve">в течение 7 рабочих дней с момента выставления счета</w:t>
+        <w:t xml:space="preserve">не позднее 11.08.2025</w:t>
       </w:r>
       <w:r>
         <w:t xml:space="preserve">.</w:t>
@@ -150,7 +156,7 @@
         <w:t xml:space="preserve">2.1. Общая цена Договора: </w:t>
       </w:r>
       <w:r>
-        <w:t xml:space="preserve">508 203,04 (пятьсот восемь тысяч двести три рубля четыре копейки)</w:t>
+        <w:t xml:space="preserve">цена Контракта составляет ______ рублей ______ копеек</w:t>
       </w:r>
       <w:r>
         <w:t xml:space="preserve">.</w:t>
@@ -161,7 +167,13 @@
         <w:t xml:space="preserve">2.2. Налог: </w:t>
       </w:r>
       <w:r>
-        <w:t xml:space="preserve">0,05% за каждый день просрочки</w:t>
+        <w:t xml:space="preserve">0,2 (двух десятых) % от цены Договора</w:t>
+      </w:r>
+      <w:r>
+        <w:t xml:space="preserve">, но не более </w:t>
+      </w:r>
+      <w:r>
+        <w:t xml:space="preserve">0,3 % от цены Договора</w:t>
       </w:r>
       <w:r>
         <w:t xml:space="preserve">.</w:t>
@@ -172,7 +184,7 @@
         <w:t xml:space="preserve">2.3. Срок оплаты — </w:t>
       </w:r>
       <w:r>
-        <w:t xml:space="preserve">в течение 10 рабочих дней с момента подписания акта</w:t>
+        <w:t xml:space="preserve">в течение 12 месяцев с момента подписания акта</w:t>
       </w:r>
       <w:r>
         <w:t xml:space="preserve">.</w:t>
@@ -252,7 +264,19 @@
         <w:t xml:space="preserve">. Цена — </w:t>
       </w:r>
       <w:r>
-        <w:t xml:space="preserve">не менее 150 000 (Ста пятидесяти тысяч) рублей</w:t>
+        <w:t xml:space="preserve">4 100 000 (Четыре миллиона сто тысяч) RUB</w:t>
+      </w:r>
+      <w:r>
+        <w:t xml:space="preserve">, включая НДС </w:t>
+      </w:r>
+      <w:r>
+        <w:t xml:space="preserve">20%</w:t>
+      </w:r>
+      <w:r>
+        <w:t xml:space="preserve"> в размере </w:t>
+      </w:r>
+      <w:r>
+        <w:t xml:space="preserve">Пятьдесят два миллиона четыреста тысяч два рубля</w:t>
       </w:r>
       <w:r>
         <w:t xml:space="preserve">.</w:t>
@@ -272,7 +296,7 @@
         <w:t xml:space="preserve">3.1. Место исполнения обязательств: </w:t>
       </w:r>
       <w:r>
-        <w:t xml:space="preserve">394000, г. Воронеж, проезд Пушкина, д. 13, кв. 80</w:t>
+        <w:t xml:space="preserve">630099, г. Новосибирск, проезд Пушкина, д. 13, кв. 80</w:t>
       </w:r>
       <w:r>
         <w:t xml:space="preserve">.</w:t>
@@ -300,7 +324,7 @@
         <w:t xml:space="preserve">3.3. Срок исполнения обязательств — </w:t>
       </w:r>
       <w:r>
-        <w:t xml:space="preserve">45 дней с момента заключения контракта</w:t>
+        <w:t xml:space="preserve">в течение 10 календарных дней</w:t>
       </w:r>
       <w:r>
         <w:t xml:space="preserve">.</w:t>
@@ -331,13 +355,13 @@
         <w:t xml:space="preserve">Размер неустойки за нарушение сроков оплаты: </w:t>
       </w:r>
       <w:r>
-        <w:t xml:space="preserve">0,3% от стоимости</w:t>
+        <w:t xml:space="preserve">0,3 (три десятых процента) процента от стоимости неоплаченных работ</w:t>
       </w:r>
       <w:r>
         <w:t xml:space="preserve">. Предельный размер ответственности: </w:t>
       </w:r>
       <w:r>
-        <w:t xml:space="preserve">21% годовых</w:t>
+        <w:t xml:space="preserve">1/150 ключевой ставки ЦБ РФ годовых</w:t>
       </w:r>
       <w:r>
         <w:t xml:space="preserve">.</w:t>
@@ -359,7 +383,7 @@
         <w:t xml:space="preserve">Сторона, для которой создалась невозможность исполнения, обязана уведомить другую Сторону. Срок уведомления — </w:t>
       </w:r>
       <w:r>
-        <w:t xml:space="preserve">25 рабочих дней с момента поступления денежных средств на расчетный счет</w:t>
+        <w:t xml:space="preserve">в течение четырнадцати банковских дней со дня предъявления требования</w:t>
       </w:r>
       <w:r>
         <w:t xml:space="preserve">.</w:t>
@@ -373,13 +397,79 @@
         <w:t xml:space="preserve">Все споры и разногласия решаются путём переговоров. Претензионный порядок обязателен, срок ответа на претензию — </w:t>
       </w:r>
       <w:r>
-        <w:t xml:space="preserve">3 рабочих дня</w:t>
-      </w:r>
-      <w:r>
-        <w:t xml:space="preserve">.</w:t>
-      </w:r>
-    </w:p>
-    <w:p/>
+        <w:t xml:space="preserve">в течение 60 (Шестидесяти) банковских дней с момента заключения контракта</w:t>
+      </w:r>
+      <w:r>
+        <w:t xml:space="preserve">.</w:t>
+      </w:r>
+    </w:p>
+    <w:p/>
+    <w:p/>
+    <w:p/>
+    <w:p>
+      <w:r>
+        <w:rPr>
+          <w:b/>
+        </w:rPr>
+        <w:t xml:space="preserve">9. КОНТРОЛЬНЫЕ ВЕЛИЧИНЫ</w:t>
+      </w:r>
+    </w:p>
+    <w:p>
+      <w:r>
+        <w:t xml:space="preserve">9.1. Контрольная запись: </w:t>
+      </w:r>
+      <w:r>
+        <w:rPr>
+          <w:b/>
+        </w:rPr>
+        <w:t xml:space="preserve">1/1</w:t>
+      </w:r>
+      <w:r>
+        <w:t xml:space="preserve">30 ключевой ставки ЦБ РФ от общей суммы счета</w:t>
+      </w:r>
+      <w:r>
+        <w:t xml:space="preserve">.</w:t>
+      </w:r>
+    </w:p>
+    <w:p>
+      <w:r>
+        <w:t xml:space="preserve">9.2. Контрольная запись: </w:t>
+      </w:r>
+      <w:r>
+        <w:rPr>
+          <w:b/>
+        </w:rPr>
+        <w:t xml:space="preserve">не позднее 28.05.20</w:t>
+      </w:r>
+      <w:r>
+        <w:t xml:space="preserve">25</w:t>
+      </w:r>
+      <w:r>
+        <w:t xml:space="preserve">.</w:t>
+      </w:r>
+    </w:p>
+    <w:p>
+      <w:r>
+        <w:t xml:space="preserve">9.3. Контрольная запись: </w:t>
+      </w:r>
+      <w:r>
+        <w:t xml:space="preserve">15Ф-15006/13-951Д</w:t>
+      </w:r>
+      <w:r>
+        <w:t xml:space="preserve">.</w:t>
+      </w:r>
+    </w:p>
+    <w:p>
+      <w:r>
+        <w:t xml:space="preserve">9.4. Контрольная запись: </w:t>
+      </w:r>
+      <w:r>
+        <w:t xml:space="preserve">896  000 ­руб. 5 коп.</w:t>
+      </w:r>
+      <w:r>
+        <w:t xml:space="preserve">.</w:t>
+      </w:r>
+    </w:p>
     <w:p/>
     <w:p>
       <w:r>
@@ -429,7 +519,7 @@
               <w:t xml:space="preserve">Юридический адрес: </w:t>
             </w:r>
             <w:r>
-              <w:t xml:space="preserve">190000, г. Санкт-Петербург, ул. Мира, д. 11, кв. 186</w:t>
+              <w:t xml:space="preserve">344002, г. Ростов-на-Дону, ш. Промышленная, д. 74, кв. 32</w:t>
             </w:r>
           </w:p>
           <w:p>
@@ -437,7 +527,7 @@
               <w:t xml:space="preserve">Почтовый адрес: </w:t>
             </w:r>
             <w:r>
-              <w:t xml:space="preserve">141300, г. Сергиев Посад, просп. Баумана, д. 66, кв. 120</w:t>
+              <w:t xml:space="preserve">420111, г. Казань, проезд Садовая, д. 68, кв. 129</w:t>
             </w:r>
           </w:p>
           <w:p>
@@ -492,7 +582,7 @@
               <w:t xml:space="preserve">Тел.: </w:t>
             </w:r>
             <w:r>
-              <w:t xml:space="preserve">+7 (843) 642-83-25</w:t>
+              <w:t xml:space="preserve">+7 (495) 777-18-18</w:t>
             </w:r>
           </w:p>
           <w:p>
@@ -538,7 +628,7 @@
               <w:t xml:space="preserve">Адрес регистрации: </w:t>
             </w:r>
             <w:r>
-              <w:t xml:space="preserve">101000, г. Москва, пер. Пушкина, д. 68, кв. 129</w:t>
+              <w:t xml:space="preserve">420111, г. Казань, наб. Пушкина, д. 83, кв. 169</w:t>
             </w:r>
           </w:p>
           <w:p>
@@ -577,7 +667,7 @@
               <w:t xml:space="preserve">Тел.: </w:t>
             </w:r>
             <w:r>
-              <w:t xml:space="preserve">+7 (495) 777-18-18</w:t>
+              <w:t xml:space="preserve">+7 (843) 252-27-86</w:t>
             </w:r>
           </w:p>
           <w:p>
@@ -585,7 +675,7 @@
               <w:t xml:space="preserve">E-mail: </w:t>
             </w:r>
             <w:r>
-              <w:t xml:space="preserve">semenov@sibtrans.ru</w:t>
+              <w:t xml:space="preserve">semenov@mail.ru</w:t>
             </w:r>
           </w:p>
           <w:p/>

--- a/tests/corpus_v2/docs/supply_0002.docx
+++ b/tests/corpus_v2/docs/supply_0002.docx
@@ -453,7 +453,13 @@
         <w:t xml:space="preserve">9.3. Контрольная запись: </w:t>
       </w:r>
       <w:r>
-        <w:t xml:space="preserve">15Ф-15006/13-951Д</w:t>
+        <w:rPr>
+          <w:b/>
+        </w:rPr>
+        <w:t xml:space="preserve">15Ф-15</w:t>
+      </w:r>
+      <w:r>
+        <w:t xml:space="preserve">006/13-951Д</w:t>
       </w:r>
       <w:r>
         <w:t xml:space="preserve">.</w:t>

--- a/tests/corpus_v2/docs/supply_0002.docx
+++ b/tests/corpus_v2/docs/supply_0002.docx
@@ -81,7 +81,7 @@
         <w:t xml:space="preserve">, с другой стороны, совместно именуемые «Стороны», заключили настоящий Договор № </w:t>
       </w:r>
       <w:r>
-        <w:t xml:space="preserve">79/2024-Д</w:t>
+        <w:t xml:space="preserve">79Ф-43011/20-487Д</w:t>
       </w:r>
       <w:r>
         <w:t xml:space="preserve"> (далее — Договор) о нижеследующем:</w:t>
@@ -120,7 +120,7 @@
         <w:t xml:space="preserve">Поставка осуществляется партиями на основании заявок Покупателя; срок отгрузки партии — </w:t>
       </w:r>
       <w:r>
-        <w:t xml:space="preserve">не позднее 11.08.2025</w:t>
+        <w:t xml:space="preserve">не позднее 01.08.2026</w:t>
       </w:r>
       <w:r>
         <w:t xml:space="preserve">.</w:t>
@@ -184,7 +184,7 @@
         <w:t xml:space="preserve">2.3. Срок оплаты — </w:t>
       </w:r>
       <w:r>
-        <w:t xml:space="preserve">в течение 12 месяцев с момента подписания акта</w:t>
+        <w:t xml:space="preserve">в течение 24 месяцев с момента подписания акта</w:t>
       </w:r>
       <w:r>
         <w:t xml:space="preserve">.</w:t>
@@ -204,7 +204,7 @@
         <w:t xml:space="preserve">, артикул </w:t>
       </w:r>
       <w:r>
-        <w:t xml:space="preserve">RM-6409-72</w:t>
+        <w:t xml:space="preserve">RM-7401-48</w:t>
       </w:r>
       <w:r>
         <w:t xml:space="preserve">, код </w:t>
@@ -264,7 +264,7 @@
         <w:t xml:space="preserve">. Цена — </w:t>
       </w:r>
       <w:r>
-        <w:t xml:space="preserve">4 100 000 (Четыре миллиона сто тысяч) RUB</w:t>
+        <w:t xml:space="preserve">52 400 000 (Пятьдесят два миллиона четыреста тысяч) RUB</w:t>
       </w:r>
       <w:r>
         <w:t xml:space="preserve">, включая НДС </w:t>
@@ -276,7 +276,7 @@
         <w:t xml:space="preserve"> в размере </w:t>
       </w:r>
       <w:r>
-        <w:t xml:space="preserve">Пятьдесят два миллиона четыреста тысяч два рубля</w:t>
+        <w:t xml:space="preserve">Тридцать пять миллионов два рубля</w:t>
       </w:r>
       <w:r>
         <w:t xml:space="preserve">.</w:t>
@@ -296,7 +296,7 @@
         <w:t xml:space="preserve">3.1. Место исполнения обязательств: </w:t>
       </w:r>
       <w:r>
-        <w:t xml:space="preserve">630099, г. Новосибирск, проезд Пушкина, д. 13, кв. 80</w:t>
+        <w:t xml:space="preserve">420111, г. Казань, пер. Мира, д. 17, кв. 129</w:t>
       </w:r>
       <w:r>
         <w:t xml:space="preserve">.</w:t>
@@ -313,7 +313,7 @@
         <w:t xml:space="preserve"> по телефону </w:t>
       </w:r>
       <w:r>
-        <w:t xml:space="preserve">+7 (499) 615-33-19</w:t>
+        <w:t xml:space="preserve">+7 (499) 174-37-42</w:t>
       </w:r>
       <w:r>
         <w:t xml:space="preserve">.</w:t>
@@ -324,7 +324,7 @@
         <w:t xml:space="preserve">3.3. Срок исполнения обязательств — </w:t>
       </w:r>
       <w:r>
-        <w:t xml:space="preserve">в течение 10 календарных дней</w:t>
+        <w:t xml:space="preserve">в течение 60 календарных дней</w:t>
       </w:r>
       <w:r>
         <w:t xml:space="preserve">.</w:t>
@@ -397,7 +397,7 @@
         <w:t xml:space="preserve">Все споры и разногласия решаются путём переговоров. Претензионный порядок обязателен, срок ответа на претензию — </w:t>
       </w:r>
       <w:r>
-        <w:t xml:space="preserve">в течение 60 (Шестидесяти) банковских дней с момента заключения контракта</w:t>
+        <w:t xml:space="preserve">в течение 5 (Пяти) банковских дней с момента заключения контракта</w:t>
       </w:r>
       <w:r>
         <w:t xml:space="preserve">.</w:t>
@@ -439,7 +439,7 @@
         <w:rPr>
           <w:b/>
         </w:rPr>
-        <w:t xml:space="preserve">не позднее 28.05.20</w:t>
+        <w:t xml:space="preserve">не позднее 04.02.20</w:t>
       </w:r>
       <w:r>
         <w:t xml:space="preserve">25</w:t>
@@ -456,10 +456,10 @@
         <w:rPr>
           <w:b/>
         </w:rPr>
-        <w:t xml:space="preserve">15Ф-15</w:t>
-      </w:r>
-      <w:r>
-        <w:t xml:space="preserve">006/13-951Д</w:t>
+        <w:t xml:space="preserve">2/1</w:t>
+      </w:r>
+      <w:r>
+        <w:t xml:space="preserve">7</w:t>
       </w:r>
       <w:r>
         <w:t xml:space="preserve">.</w:t>
@@ -470,7 +470,7 @@
         <w:t xml:space="preserve">9.4. Контрольная запись: </w:t>
       </w:r>
       <w:r>
-        <w:t xml:space="preserve">896  000 ­руб. 5 коп.</w:t>
+        <w:t xml:space="preserve">691 000 руб. 0 ‍ко­п.</w:t>
       </w:r>
       <w:r>
         <w:t xml:space="preserve">.</w:t>
@@ -525,7 +525,7 @@
               <w:t xml:space="preserve">Юридический адрес: </w:t>
             </w:r>
             <w:r>
-              <w:t xml:space="preserve">344002, г. Ростов-на-Дону, ш. Промышленная, д. 74, кв. 32</w:t>
+              <w:t xml:space="preserve">141300, г. Сергиев Посад, проезд Профсоюзная, д. 16, кв. 118</w:t>
             </w:r>
           </w:p>
           <w:p>
@@ -533,7 +533,7 @@
               <w:t xml:space="preserve">Почтовый адрес: </w:t>
             </w:r>
             <w:r>
-              <w:t xml:space="preserve">420111, г. Казань, проезд Садовая, д. 68, кв. 129</w:t>
+              <w:t xml:space="preserve">141300, г. Сергиев Посад, проезд Садовая, д. 68, кв. 129</w:t>
             </w:r>
           </w:p>
           <w:p>

--- a/tests/corpus_v2/docs/supply_0002.docx
+++ b/tests/corpus_v2/docs/supply_0002.docx
@@ -261,10 +261,16 @@
         <w:t xml:space="preserve">МКАС при ТПП РФ</w:t>
       </w:r>
       <w:r>
+        <w:t xml:space="preserve">. Товар отгружается с сопроводительным документом паспорт качества № </w:t>
+      </w:r>
+      <w:r>
+        <w:t xml:space="preserve">65 18 349015</w:t>
+      </w:r>
+      <w:r>
         <w:t xml:space="preserve">. Цена — </w:t>
       </w:r>
       <w:r>
-        <w:t xml:space="preserve">52 400 000 (Пятьдесят два миллиона четыреста тысяч) RUB</w:t>
+        <w:t xml:space="preserve">733 000 (Семьсот тридцать три тысячи) RUB</w:t>
       </w:r>
       <w:r>
         <w:t xml:space="preserve">, включая НДС </w:t>
@@ -276,7 +282,7 @@
         <w:t xml:space="preserve"> в размере </w:t>
       </w:r>
       <w:r>
-        <w:t xml:space="preserve">Тридцать пять миллионов два рубля</w:t>
+        <w:t xml:space="preserve">Восемьсот сорок шесть тысяч два рубля</w:t>
       </w:r>
       <w:r>
         <w:t xml:space="preserve">.</w:t>
@@ -296,7 +302,7 @@
         <w:t xml:space="preserve">3.1. Место исполнения обязательств: </w:t>
       </w:r>
       <w:r>
-        <w:t xml:space="preserve">420111, г. Казань, пер. Мира, д. 17, кв. 129</w:t>
+        <w:t xml:space="preserve">141300, г. Сергиев Посад, просп. Октябрьская, д. 65, кв. 48</w:t>
       </w:r>
       <w:r>
         <w:t xml:space="preserve">.</w:t>
@@ -313,7 +319,7 @@
         <w:t xml:space="preserve"> по телефону </w:t>
       </w:r>
       <w:r>
-        <w:t xml:space="preserve">+7 (499) 174-37-42</w:t>
+        <w:t xml:space="preserve">+7 (495) 886-37-42</w:t>
       </w:r>
       <w:r>
         <w:t xml:space="preserve">.</w:t>

--- a/tests/corpus_v2/docs/supply_0002.docx
+++ b/tests/corpus_v2/docs/supply_0002.docx
@@ -267,10 +267,46 @@
         <w:t xml:space="preserve">65 18 349015</w:t>
       </w:r>
       <w:r>
+        <w:t xml:space="preserve">. К партии приложен паспорт изделия № </w:t>
+      </w:r>
+      <w:r>
+        <w:t xml:space="preserve">91 07 856431</w:t>
+      </w:r>
+      <w:r>
+        <w:t xml:space="preserve">. Оборудование поставляется с паспортом транспортного средства № </w:t>
+      </w:r>
+      <w:r>
+        <w:t xml:space="preserve">13 10 132316</w:t>
+      </w:r>
+      <w:r>
+        <w:t xml:space="preserve">. Приёмка производится согласно техническому паспорту </w:t>
+      </w:r>
+      <w:r>
+        <w:t xml:space="preserve">65 06 076710</w:t>
+      </w:r>
+      <w:r>
+        <w:t xml:space="preserve">. СНИЛС не указан, номер заказа </w:t>
+      </w:r>
+      <w:r>
+        <w:t xml:space="preserve">787-220-803 32</w:t>
+      </w:r>
+      <w:r>
+        <w:t xml:space="preserve">. Дата рождения не проставлена, документ выдан </w:t>
+      </w:r>
+      <w:r>
+        <w:t xml:space="preserve">18.05.2016</w:t>
+      </w:r>
+      <w:r>
+        <w:t xml:space="preserve">. Код подразделения, см. артикул </w:t>
+      </w:r>
+      <w:r>
+        <w:t xml:space="preserve">114-118</w:t>
+      </w:r>
+      <w:r>
         <w:t xml:space="preserve">. Цена — </w:t>
       </w:r>
       <w:r>
-        <w:t xml:space="preserve">733 000 (Семьсот тридцать три тысячи) RUB</w:t>
+        <w:t xml:space="preserve">936 000 (Девятьсот тридцать шесть тысяч) RUB</w:t>
       </w:r>
       <w:r>
         <w:t xml:space="preserve">, включая НДС </w:t>
@@ -282,7 +318,7 @@
         <w:t xml:space="preserve"> в размере </w:t>
       </w:r>
       <w:r>
-        <w:t xml:space="preserve">Восемьсот сорок шесть тысяч два рубля</w:t>
+        <w:t xml:space="preserve">Девятьсот шестьдесят тысяч два рубля</w:t>
       </w:r>
       <w:r>
         <w:t xml:space="preserve">.</w:t>
@@ -302,7 +338,7 @@
         <w:t xml:space="preserve">3.1. Место исполнения обязательств: </w:t>
       </w:r>
       <w:r>
-        <w:t xml:space="preserve">141300, г. Сергиев Посад, просп. Октябрьская, д. 65, кв. 48</w:t>
+        <w:t xml:space="preserve">143000, г. Одинцово, наб. Кирова, д. 9, кв. 52</w:t>
       </w:r>
       <w:r>
         <w:t xml:space="preserve">.</w:t>
@@ -319,7 +355,7 @@
         <w:t xml:space="preserve"> по телефону </w:t>
       </w:r>
       <w:r>
-        <w:t xml:space="preserve">+7 (495) 886-37-42</w:t>
+        <w:t xml:space="preserve">+7 (383) 578-61-77</w:t>
       </w:r>
       <w:r>
         <w:t xml:space="preserve">.</w:t>
@@ -330,7 +366,7 @@
         <w:t xml:space="preserve">3.3. Срок исполнения обязательств — </w:t>
       </w:r>
       <w:r>
-        <w:t xml:space="preserve">в течение 60 календарных дней</w:t>
+        <w:t xml:space="preserve">в течение 5 календарных дней</w:t>
       </w:r>
       <w:r>
         <w:t xml:space="preserve">.</w:t>
@@ -389,7 +425,7 @@
         <w:t xml:space="preserve">Сторона, для которой создалась невозможность исполнения, обязана уведомить другую Сторону. Срок уведомления — </w:t>
       </w:r>
       <w:r>
-        <w:t xml:space="preserve">в течение четырнадцати банковских дней со дня предъявления требования</w:t>
+        <w:t xml:space="preserve">в течение сорока пяти банковских дней со дня предъявления требования</w:t>
       </w:r>
       <w:r>
         <w:t xml:space="preserve">.</w:t>
@@ -403,7 +439,7 @@
         <w:t xml:space="preserve">Все споры и разногласия решаются путём переговоров. Претензионный порядок обязателен, срок ответа на претензию — </w:t>
       </w:r>
       <w:r>
-        <w:t xml:space="preserve">в течение 5 (Пяти) банковских дней с момента заключения контракта</w:t>
+        <w:t xml:space="preserve">в течение 3 (Трёх) банковских дней с момента заключения контракта</w:t>
       </w:r>
       <w:r>
         <w:t xml:space="preserve">.</w:t>
@@ -445,7 +481,7 @@
         <w:rPr>
           <w:b/>
         </w:rPr>
-        <w:t xml:space="preserve">не позднее 04.02.20</w:t>
+        <w:t xml:space="preserve">не позднее 07.06.20</w:t>
       </w:r>
       <w:r>
         <w:t xml:space="preserve">25</w:t>
@@ -465,7 +501,7 @@
         <w:t xml:space="preserve">2/1</w:t>
       </w:r>
       <w:r>
-        <w:t xml:space="preserve">7</w:t>
+        <w:t xml:space="preserve">2</w:t>
       </w:r>
       <w:r>
         <w:t xml:space="preserve">.</w:t>
@@ -476,7 +512,7 @@
         <w:t xml:space="preserve">9.4. Контрольная запись: </w:t>
       </w:r>
       <w:r>
-        <w:t xml:space="preserve">691 000 руб. 0 ‍ко­п.</w:t>
+        <w:t xml:space="preserve">473 0 00 руб. 0 ­коп.</w:t>
       </w:r>
       <w:r>
         <w:t xml:space="preserve">.</w:t>
@@ -531,7 +567,7 @@
               <w:t xml:space="preserve">Юридический адрес: </w:t>
             </w:r>
             <w:r>
-              <w:t xml:space="preserve">141300, г. Сергиев Посад, проезд Профсоюзная, д. 16, кв. 118</w:t>
+              <w:t xml:space="preserve">190000, г. Санкт-Петербург, пер. Садовая, д. 79, кв. 77</w:t>
             </w:r>
           </w:p>
           <w:p>
@@ -539,7 +575,7 @@
               <w:t xml:space="preserve">Почтовый адрес: </w:t>
             </w:r>
             <w:r>
-              <w:t xml:space="preserve">141300, г. Сергиев Посад, проезд Садовая, д. 68, кв. 129</w:t>
+              <w:t xml:space="preserve">614000, г. Пермь, проезд Баумана, д. 62, кв. 31</w:t>
             </w:r>
           </w:p>
           <w:p>
@@ -594,7 +630,7 @@
               <w:t xml:space="preserve">Тел.: </w:t>
             </w:r>
             <w:r>
-              <w:t xml:space="preserve">+7 (495) 777-18-18</w:t>
+              <w:t xml:space="preserve">+7 (812) 394-62-69</w:t>
             </w:r>
           </w:p>
           <w:p>
@@ -602,7 +638,7 @@
               <w:t xml:space="preserve">E-mail: </w:t>
             </w:r>
             <w:r>
-              <w:t xml:space="preserve">sokolova@sibtrans.ru</w:t>
+              <w:t xml:space="preserve">sokolova@romashka.ru</w:t>
             </w:r>
           </w:p>
           <w:p/>
@@ -640,7 +676,7 @@
               <w:t xml:space="preserve">Адрес регистрации: </w:t>
             </w:r>
             <w:r>
-              <w:t xml:space="preserve">420111, г. Казань, наб. Пушкина, д. 83, кв. 169</w:t>
+              <w:t xml:space="preserve">141300, г. Сергиев Посад, бул. Гагарина, д. 17, кв. 121</w:t>
             </w:r>
           </w:p>
           <w:p>
@@ -679,7 +715,7 @@
               <w:t xml:space="preserve">Тел.: </w:t>
             </w:r>
             <w:r>
-              <w:t xml:space="preserve">+7 (843) 252-27-86</w:t>
+              <w:t xml:space="preserve">+7 (383) 375-98-37</w:t>
             </w:r>
           </w:p>
           <w:p>

--- a/tests/corpus_v2/docs/supply_0002.docx
+++ b/tests/corpus_v2/docs/supply_0002.docx
@@ -324,210 +324,120 @@
         <w:t xml:space="preserve">.</w:t>
       </w:r>
     </w:p>
-    <w:p/>
-    <w:p>
-      <w:r>
-        <w:rPr>
-          <w:b/>
-        </w:rPr>
-        <w:t xml:space="preserve">3. МЕСТО И СРОКИ ИСПОЛНЕНИЯ</w:t>
-      </w:r>
-    </w:p>
-    <w:p>
-      <w:r>
-        <w:t xml:space="preserve">3.1. Место исполнения обязательств: </w:t>
-      </w:r>
-      <w:r>
-        <w:t xml:space="preserve">143000, г. Одинцово, наб. Кирова, д. 9, кв. 52</w:t>
-      </w:r>
-      <w:r>
-        <w:t xml:space="preserve">.</w:t>
-      </w:r>
-    </w:p>
-    <w:p>
-      <w:r>
-        <w:t xml:space="preserve">3.2. Уведомления направляются </w:t>
-      </w:r>
-      <w:r>
-        <w:t xml:space="preserve">Семёнову Олегу Егоровичу</w:t>
-      </w:r>
-      <w:r>
-        <w:t xml:space="preserve"> по телефону </w:t>
-      </w:r>
-      <w:r>
-        <w:t xml:space="preserve">+7 (383) 578-61-77</w:t>
-      </w:r>
-      <w:r>
-        <w:t xml:space="preserve">.</w:t>
-      </w:r>
-    </w:p>
-    <w:p>
-      <w:r>
-        <w:t xml:space="preserve">3.3. Срок исполнения обязательств — </w:t>
-      </w:r>
-      <w:r>
-        <w:t xml:space="preserve">в течение 5 календарных дней</w:t>
-      </w:r>
-      <w:r>
-        <w:t xml:space="preserve">.</w:t>
-      </w:r>
-    </w:p>
-    <w:p/>
-    <w:p>
-      <w:r>
-        <w:rPr>
-          <w:b/>
-        </w:rPr>
-        <w:t xml:space="preserve">4. ПРОЧИЕ УСЛОВИЯ</w:t>
-      </w:r>
-    </w:p>
-    <w:p>
-      <w:r>
-        <w:t xml:space="preserve">4.1. </w:t>
-      </w:r>
-      <w:r>
-        <w:t xml:space="preserve">Стороны несут ответственность за неисполнение или ненадлежащее исполнение обязательств в соответствии с законодательством Российской Федерации.</w:t>
-      </w:r>
-    </w:p>
-    <w:p>
-      <w:r>
-        <w:t xml:space="preserve">4.2. </w:t>
-      </w:r>
-      <w:r>
-        <w:t xml:space="preserve">Размер неустойки за нарушение сроков оплаты: </w:t>
-      </w:r>
-      <w:r>
-        <w:t xml:space="preserve">0,3 (три десятых процента) процента от стоимости неоплаченных работ</w:t>
-      </w:r>
-      <w:r>
-        <w:t xml:space="preserve">. Предельный размер ответственности: </w:t>
-      </w:r>
-      <w:r>
-        <w:t xml:space="preserve">1/150 ключевой ставки ЦБ РФ годовых</w:t>
-      </w:r>
-      <w:r>
-        <w:t xml:space="preserve">.</w:t>
-      </w:r>
-    </w:p>
-    <w:p>
-      <w:r>
-        <w:t xml:space="preserve">4.3. </w:t>
-      </w:r>
-      <w:r>
-        <w:t xml:space="preserve">Стороны освобождаются от ответственности при наступлении обстоятельств непреодолимой силы, если они прямо повлияли на исполнение обязательств.</w:t>
-      </w:r>
-    </w:p>
-    <w:p>
-      <w:r>
-        <w:t xml:space="preserve">4.4. </w:t>
-      </w:r>
-      <w:r>
-        <w:t xml:space="preserve">Сторона, для которой создалась невозможность исполнения, обязана уведомить другую Сторону. Срок уведомления — </w:t>
-      </w:r>
-      <w:r>
-        <w:t xml:space="preserve">в течение сорока пяти банковских дней со дня предъявления требования</w:t>
-      </w:r>
-      <w:r>
-        <w:t xml:space="preserve">.</w:t>
-      </w:r>
-    </w:p>
-    <w:p>
-      <w:r>
-        <w:t xml:space="preserve">4.5. </w:t>
-      </w:r>
-      <w:r>
-        <w:t xml:space="preserve">Все споры и разногласия решаются путём переговоров. Претензионный порядок обязателен, срок ответа на претензию — </w:t>
-      </w:r>
-      <w:r>
-        <w:t xml:space="preserve">в течение 3 (Трёх) банковских дней с момента заключения контракта</w:t>
-      </w:r>
-      <w:r>
-        <w:t xml:space="preserve">.</w:t>
-      </w:r>
-    </w:p>
-    <w:p/>
-    <w:p/>
-    <w:p/>
-    <w:p>
-      <w:r>
-        <w:rPr>
-          <w:b/>
-        </w:rPr>
-        <w:t xml:space="preserve">9. КОНТРОЛЬНЫЕ ВЕЛИЧИНЫ</w:t>
-      </w:r>
-    </w:p>
-    <w:p>
-      <w:r>
-        <w:t xml:space="preserve">9.1. Контрольная запись: </w:t>
-      </w:r>
-      <w:r>
-        <w:rPr>
-          <w:b/>
-        </w:rPr>
-        <w:t xml:space="preserve">1/1</w:t>
-      </w:r>
-      <w:r>
-        <w:t xml:space="preserve">30 ключевой ставки ЦБ РФ от общей суммы счета</w:t>
-      </w:r>
-      <w:r>
-        <w:t xml:space="preserve">.</w:t>
-      </w:r>
-    </w:p>
-    <w:p>
-      <w:r>
-        <w:t xml:space="preserve">9.2. Контрольная запись: </w:t>
-      </w:r>
-      <w:r>
-        <w:rPr>
-          <w:b/>
-        </w:rPr>
-        <w:t xml:space="preserve">не позднее 07.06.20</w:t>
-      </w:r>
-      <w:r>
-        <w:t xml:space="preserve">25</w:t>
-      </w:r>
-      <w:r>
-        <w:t xml:space="preserve">.</w:t>
-      </w:r>
-    </w:p>
-    <w:p>
-      <w:r>
-        <w:t xml:space="preserve">9.3. Контрольная запись: </w:t>
-      </w:r>
-      <w:r>
-        <w:rPr>
-          <w:b/>
-        </w:rPr>
-        <w:t xml:space="preserve">2/1</w:t>
-      </w:r>
-      <w:r>
-        <w:t xml:space="preserve">2</w:t>
-      </w:r>
-      <w:r>
-        <w:t xml:space="preserve">.</w:t>
-      </w:r>
-    </w:p>
-    <w:p>
-      <w:r>
-        <w:t xml:space="preserve">9.4. Контрольная запись: </w:t>
-      </w:r>
-      <w:r>
-        <w:t xml:space="preserve">473 0 00 руб. 0 ­коп.</w:t>
-      </w:r>
-      <w:r>
-        <w:t xml:space="preserve">.</w:t>
-      </w:r>
-    </w:p>
-    <w:p/>
-    <w:p>
-      <w:r>
-        <w:rPr>
-          <w:b/>
-        </w:rPr>
-        <w:t xml:space="preserve">РЕКВИЗИТЫ И ПОДПИСИ СТОРОН</w:t>
-      </w:r>
-    </w:p>
-    <w:p/>
+    <w:p>
+      <w:r>
+        <w:t xml:space="preserve">2.5. </w:t>
+      </w:r>
+      <w:r>
+        <w:t xml:space="preserve">Товар маркирован штрихкодом </w:t>
+      </w:r>
+      <w:r>
+        <w:t xml:space="preserve">4609654927226</w:t>
+      </w:r>
+      <w:r>
+        <w:t xml:space="preserve">. Код контрагента по ОКПО — </w:t>
+      </w:r>
+      <w:r>
+        <w:t xml:space="preserve">3823633236</w:t>
+      </w:r>
+      <w:r>
+        <w:t xml:space="preserve">. Оборудование учтено под инвентарным номером </w:t>
+      </w:r>
+      <w:r>
+        <w:t xml:space="preserve">043372981</w:t>
+      </w:r>
+      <w:r>
+        <w:t xml:space="preserve">, складской позиции присвоен номер </w:t>
+      </w:r>
+      <w:r>
+        <w:t xml:space="preserve">550385706</w:t>
+      </w:r>
+      <w:r>
+        <w:t xml:space="preserve">.</w:t>
+      </w:r>
+    </w:p>
+    <w:p>
+      <w:r>
+        <w:t xml:space="preserve">2.6. </w:t>
+      </w:r>
+      <w:r>
+        <w:t xml:space="preserve">Оплата по счёту-фактуре на КБК </w:t>
+      </w:r>
+      <w:r>
+        <w:t xml:space="preserve">18210101011011000169</w:t>
+      </w:r>
+      <w:r>
+        <w:t xml:space="preserve">. ИНН не присвоен, регистрационный № </w:t>
+      </w:r>
+      <w:r>
+        <w:t xml:space="preserve">3757076482</w:t>
+      </w:r>
+      <w:r>
+        <w:t xml:space="preserve">. ИНН не присвоен, платёжный документ № </w:t>
+      </w:r>
+      <w:r>
+        <w:t xml:space="preserve">066403053939</w:t>
+      </w:r>
+      <w:r>
+        <w:t xml:space="preserve">. Заказчик действует в лице </w:t>
+      </w:r>
+      <w:r>
+        <w:t xml:space="preserve">уполномоченного представителя</w:t>
+      </w:r>
+      <w:r>
+        <w:t xml:space="preserve">, назначаемого приказом.</w:t>
+      </w:r>
+    </w:p>
+    <w:p>
+      <w:r>
+        <w:t xml:space="preserve">2.7. </w:t>
+      </w:r>
+      <w:r>
+        <w:t xml:space="preserve">Массовая доля влаги в товаре — </w:t>
+      </w:r>
+      <w:r>
+        <w:t xml:space="preserve">не более 11 %</w:t>
+      </w:r>
+      <w:r>
+        <w:t xml:space="preserve">. Товар подлежит хранению </w:t>
+      </w:r>
+      <w:r>
+        <w:t xml:space="preserve">в течение 24 часов</w:t>
+      </w:r>
+      <w:r>
+        <w:t xml:space="preserve"> при температуре не выше +4 °C. Срок исковой давности по требованиям, вытекающим из Договора, составляет </w:t>
+      </w:r>
+      <w:r>
+        <w:t xml:space="preserve">в течение трёх лет</w:t>
+      </w:r>
+      <w:r>
+        <w:t xml:space="preserve">, как установлено статьёй 196 Гражданского кодекса Российской Федерации. Обработка данных ведётся согласно Федеральному закону от 27.07.2006 № 152-ФЗ </w:t>
+      </w:r>
+      <w:r>
+        <w:t xml:space="preserve">«О персональных данных»</w:t>
+      </w:r>
+      <w:r>
+        <w:t xml:space="preserve">. Товар поставляется под маркой </w:t>
+      </w:r>
+      <w:r>
+        <w:t xml:space="preserve">«Стандарт»</w:t>
+      </w:r>
+      <w:r>
+        <w:t xml:space="preserve">. Влажность определяется </w:t>
+      </w:r>
+      <w:r>
+        <w:t xml:space="preserve">по методу Кьельдаля</w:t>
+      </w:r>
+      <w:r>
+        <w:t xml:space="preserve">. Споры передаются на рассмотрение в Арбитражный суд </w:t>
+      </w:r>
+      <w:r>
+        <w:t xml:space="preserve">города Москвы</w:t>
+      </w:r>
+      <w:r>
+        <w:t xml:space="preserve">.</w:t>
+      </w:r>
+    </w:p>
     <w:tbl>
       <w:tblPr>
         <w:tblW w:w="9360" w:type="dxa"/>
@@ -551,103 +461,7 @@
           </w:tcPr>
           <w:p>
             <w:r>
-              <w:rPr>
-                <w:b/>
-              </w:rPr>
-              <w:t xml:space="preserve">Поставщик:</w:t>
-            </w:r>
-          </w:p>
-          <w:p>
-            <w:r>
-              <w:t xml:space="preserve">ООО «Аргус»</w:t>
-            </w:r>
-          </w:p>
-          <w:p>
-            <w:r>
-              <w:t xml:space="preserve">Юридический адрес: </w:t>
-            </w:r>
-            <w:r>
-              <w:t xml:space="preserve">190000, г. Санкт-Петербург, пер. Садовая, д. 79, кв. 77</w:t>
-            </w:r>
-          </w:p>
-          <w:p>
-            <w:r>
-              <w:t xml:space="preserve">Почтовый адрес: </w:t>
-            </w:r>
-            <w:r>
-              <w:t xml:space="preserve">614000, г. Пермь, проезд Баумана, д. 62, кв. 31</w:t>
-            </w:r>
-          </w:p>
-          <w:p>
-            <w:r>
-              <w:t xml:space="preserve">ИНН </w:t>
-            </w:r>
-            <w:r>
-              <w:t xml:space="preserve">5969390070</w:t>
-            </w:r>
-            <w:r>
-              <w:t xml:space="preserve"> КПП </w:t>
-            </w:r>
-            <w:r>
-              <w:t xml:space="preserve">407265752</w:t>
-            </w:r>
-          </w:p>
-          <w:p>
-            <w:r>
-              <w:t xml:space="preserve">ОГРН </w:t>
-            </w:r>
-            <w:r>
-              <w:t xml:space="preserve">1920916214690</w:t>
-            </w:r>
-          </w:p>
-          <w:p>
-            <w:r>
-              <w:t xml:space="preserve">р/с </w:t>
-            </w:r>
-            <w:r>
-              <w:t xml:space="preserve">40702810718861452602</w:t>
-            </w:r>
-            <w:r>
-              <w:t xml:space="preserve"> в Банк ВТБ (ПАО)</w:t>
-            </w:r>
-          </w:p>
-          <w:p>
-            <w:r>
-              <w:t xml:space="preserve">к/с </w:t>
-            </w:r>
-            <w:r>
-              <w:t xml:space="preserve">30101810700000000187</w:t>
-            </w:r>
-            <w:r>
-              <w:t xml:space="preserve"> БИК </w:t>
-            </w:r>
-            <w:r>
-              <w:t xml:space="preserve">044525187</w:t>
-            </w:r>
-          </w:p>
-          <w:p>
-            <w:r>
-              <w:t xml:space="preserve">Тел.: </w:t>
-            </w:r>
-            <w:r>
-              <w:t xml:space="preserve">+7 (812) 394-62-69</w:t>
-            </w:r>
-          </w:p>
-          <w:p>
-            <w:r>
-              <w:t xml:space="preserve">E-mail: </w:t>
-            </w:r>
-            <w:r>
-              <w:t xml:space="preserve">sokolova@romashka.ru</w:t>
-            </w:r>
-          </w:p>
-          <w:p/>
-          <w:p>
-            <w:r>
-              <w:t xml:space="preserve">Управляющий ______________ </w:t>
-            </w:r>
-            <w:r>
-              <w:t xml:space="preserve">Н. Ю. Соколова</w:t>
+              <w:t xml:space="preserve">8</w:t>
             </w:r>
           </w:p>
         </w:tc>
@@ -657,6 +471,337 @@
           </w:tcPr>
           <w:p>
             <w:r>
+              <w:t xml:space="preserve">2150526733</w:t>
+            </w:r>
+          </w:p>
+        </w:tc>
+      </w:tr>
+    </w:tbl>
+    <w:p/>
+    <w:p>
+      <w:r>
+        <w:rPr>
+          <w:b/>
+        </w:rPr>
+        <w:t xml:space="preserve">3. МЕСТО И СРОКИ ИСПОЛНЕНИЯ</w:t>
+      </w:r>
+    </w:p>
+    <w:p>
+      <w:r>
+        <w:t xml:space="preserve">3.1. Место исполнения обязательств: </w:t>
+      </w:r>
+      <w:r>
+        <w:t xml:space="preserve">614000, г. Пермь, ул. Баумана, д. 58, кв. 62</w:t>
+      </w:r>
+      <w:r>
+        <w:t xml:space="preserve">.</w:t>
+      </w:r>
+    </w:p>
+    <w:p>
+      <w:r>
+        <w:t xml:space="preserve">3.2. Уведомления направляются </w:t>
+      </w:r>
+      <w:r>
+        <w:t xml:space="preserve">Семёнову Олегу Егоровичу</w:t>
+      </w:r>
+      <w:r>
+        <w:t xml:space="preserve"> по телефону </w:t>
+      </w:r>
+      <w:r>
+        <w:t xml:space="preserve">+7 (499) 834-92-94</w:t>
+      </w:r>
+      <w:r>
+        <w:t xml:space="preserve">.</w:t>
+      </w:r>
+    </w:p>
+    <w:p>
+      <w:r>
+        <w:t xml:space="preserve">3.3. Срок исполнения обязательств — </w:t>
+      </w:r>
+      <w:r>
+        <w:t xml:space="preserve">в течение 45 календарных дней</w:t>
+      </w:r>
+      <w:r>
+        <w:t xml:space="preserve">.</w:t>
+      </w:r>
+    </w:p>
+    <w:p/>
+    <w:p>
+      <w:r>
+        <w:rPr>
+          <w:b/>
+        </w:rPr>
+        <w:t xml:space="preserve">4. ПРОЧИЕ УСЛОВИЯ</w:t>
+      </w:r>
+    </w:p>
+    <w:p>
+      <w:r>
+        <w:t xml:space="preserve">4.1. </w:t>
+      </w:r>
+      <w:r>
+        <w:t xml:space="preserve">Стороны несут ответственность за неисполнение или ненадлежащее исполнение обязательств в соответствии с законодательством Российской Федерации.</w:t>
+      </w:r>
+    </w:p>
+    <w:p>
+      <w:r>
+        <w:t xml:space="preserve">4.2. </w:t>
+      </w:r>
+      <w:r>
+        <w:t xml:space="preserve">Размер неустойки за нарушение сроков оплаты: </w:t>
+      </w:r>
+      <w:r>
+        <w:t xml:space="preserve">0,3 (три десятых процента) процента от стоимости неоплаченных работ</w:t>
+      </w:r>
+      <w:r>
+        <w:t xml:space="preserve">. Предельный размер ответственности: </w:t>
+      </w:r>
+      <w:r>
+        <w:t xml:space="preserve">1/150 ключевой ставки ЦБ РФ годовых</w:t>
+      </w:r>
+      <w:r>
+        <w:t xml:space="preserve">.</w:t>
+      </w:r>
+    </w:p>
+    <w:p>
+      <w:r>
+        <w:t xml:space="preserve">4.3. </w:t>
+      </w:r>
+      <w:r>
+        <w:t xml:space="preserve">Стороны освобождаются от ответственности при наступлении обстоятельств непреодолимой силы, если они прямо повлияли на исполнение обязательств.</w:t>
+      </w:r>
+    </w:p>
+    <w:p>
+      <w:r>
+        <w:t xml:space="preserve">4.4. </w:t>
+      </w:r>
+      <w:r>
+        <w:t xml:space="preserve">Сторона, для которой создалась невозможность исполнения, обязана уведомить другую Сторону. Срок уведомления — </w:t>
+      </w:r>
+      <w:r>
+        <w:t xml:space="preserve">в течение семи банковских дней со дня предъявления требования</w:t>
+      </w:r>
+      <w:r>
+        <w:t xml:space="preserve">.</w:t>
+      </w:r>
+    </w:p>
+    <w:p>
+      <w:r>
+        <w:t xml:space="preserve">4.5. </w:t>
+      </w:r>
+      <w:r>
+        <w:t xml:space="preserve">Все споры и разногласия решаются путём переговоров. Претензионный порядок обязателен, срок ответа на претензию — </w:t>
+      </w:r>
+      <w:r>
+        <w:t xml:space="preserve">в течение 7 (Семи) банковских дней с момента заключения контракта</w:t>
+      </w:r>
+      <w:r>
+        <w:t xml:space="preserve">.</w:t>
+      </w:r>
+    </w:p>
+    <w:p/>
+    <w:p/>
+    <w:p/>
+    <w:p>
+      <w:r>
+        <w:rPr>
+          <w:b/>
+        </w:rPr>
+        <w:t xml:space="preserve">9. КОНТРОЛЬНЫЕ ВЕЛИЧИНЫ</w:t>
+      </w:r>
+    </w:p>
+    <w:p>
+      <w:r>
+        <w:t xml:space="preserve">9.1. Контрольная запись: </w:t>
+      </w:r>
+      <w:r>
+        <w:rPr>
+          <w:b/>
+        </w:rPr>
+        <w:t xml:space="preserve">1/1</w:t>
+      </w:r>
+      <w:r>
+        <w:t xml:space="preserve">30 ключевой ставки ЦБ РФ от общей суммы счета</w:t>
+      </w:r>
+      <w:r>
+        <w:t xml:space="preserve">.</w:t>
+      </w:r>
+    </w:p>
+    <w:p>
+      <w:r>
+        <w:t xml:space="preserve">9.2. Контрольная запись: </w:t>
+      </w:r>
+      <w:r>
+        <w:rPr>
+          <w:b/>
+        </w:rPr>
+        <w:t xml:space="preserve">не позднее 20.02.20</w:t>
+      </w:r>
+      <w:r>
+        <w:t xml:space="preserve">26</w:t>
+      </w:r>
+      <w:r>
+        <w:t xml:space="preserve">.</w:t>
+      </w:r>
+    </w:p>
+    <w:p>
+      <w:r>
+        <w:t xml:space="preserve">9.3. Контрольная запись: </w:t>
+      </w:r>
+      <w:r>
+        <w:rPr>
+          <w:b/>
+        </w:rPr>
+        <w:t xml:space="preserve">5/1</w:t>
+      </w:r>
+      <w:r>
+        <w:t xml:space="preserve">9</w:t>
+      </w:r>
+      <w:r>
+        <w:t xml:space="preserve">.</w:t>
+      </w:r>
+    </w:p>
+    <w:p>
+      <w:r>
+        <w:t xml:space="preserve">9.4. Контрольная запись: </w:t>
+      </w:r>
+      <w:r>
+        <w:t xml:space="preserve">46 8​00 000 руб. ​0 коп.</w:t>
+      </w:r>
+      <w:r>
+        <w:t xml:space="preserve">.</w:t>
+      </w:r>
+    </w:p>
+    <w:p/>
+    <w:p>
+      <w:r>
+        <w:rPr>
+          <w:b/>
+        </w:rPr>
+        <w:t xml:space="preserve">РЕКВИЗИТЫ И ПОДПИСИ СТОРОН</w:t>
+      </w:r>
+    </w:p>
+    <w:p/>
+    <w:tbl>
+      <w:tblPr>
+        <w:tblW w:w="9360" w:type="dxa"/>
+        <w:tblBorders>
+          <w:top w:val="single" w:sz="4" w:color="auto"/>
+          <w:left w:val="single" w:sz="4" w:color="auto"/>
+          <w:bottom w:val="single" w:sz="4" w:color="auto"/>
+          <w:right w:val="single" w:sz="4" w:color="auto"/>
+          <w:insideH w:val="single" w:sz="4" w:color="auto"/>
+          <w:insideV w:val="single" w:sz="4" w:color="auto"/>
+        </w:tblBorders>
+      </w:tblPr>
+      <w:tblGrid>
+        <w:gridCol w:w="4680"/>
+        <w:gridCol w:w="4680"/>
+      </w:tblGrid>
+      <w:tr>
+        <w:tc>
+          <w:tcPr>
+            <w:tcW w:w="4680" w:type="dxa"/>
+          </w:tcPr>
+          <w:p>
+            <w:r>
+              <w:rPr>
+                <w:b/>
+              </w:rPr>
+              <w:t xml:space="preserve">Поставщик:</w:t>
+            </w:r>
+          </w:p>
+          <w:p>
+            <w:r>
+              <w:t xml:space="preserve">ООО «Аргус»</w:t>
+            </w:r>
+          </w:p>
+          <w:p>
+            <w:r>
+              <w:t xml:space="preserve">Юридический адрес: </w:t>
+            </w:r>
+            <w:r>
+              <w:t xml:space="preserve">141300, г. Сергиев Посад, наб. Строителей, д. 60, кв. 8</w:t>
+            </w:r>
+          </w:p>
+          <w:p>
+            <w:r>
+              <w:t xml:space="preserve">ИНН </w:t>
+            </w:r>
+            <w:r>
+              <w:t xml:space="preserve">5969390070</w:t>
+            </w:r>
+            <w:r>
+              <w:t xml:space="preserve"> КПП </w:t>
+            </w:r>
+            <w:r>
+              <w:t xml:space="preserve">407265752</w:t>
+            </w:r>
+          </w:p>
+          <w:p>
+            <w:r>
+              <w:t xml:space="preserve">ОГРН </w:t>
+            </w:r>
+            <w:r>
+              <w:t xml:space="preserve">1920916214690</w:t>
+            </w:r>
+          </w:p>
+          <w:p>
+            <w:r>
+              <w:t xml:space="preserve">р/с </w:t>
+            </w:r>
+            <w:r>
+              <w:t xml:space="preserve">40702810718861452602</w:t>
+            </w:r>
+            <w:r>
+              <w:t xml:space="preserve"> в Банк ВТБ (ПАО)</w:t>
+            </w:r>
+          </w:p>
+          <w:p>
+            <w:r>
+              <w:t xml:space="preserve">к/с </w:t>
+            </w:r>
+            <w:r>
+              <w:t xml:space="preserve">30101810700000000187</w:t>
+            </w:r>
+            <w:r>
+              <w:t xml:space="preserve"> БИК </w:t>
+            </w:r>
+            <w:r>
+              <w:t xml:space="preserve">044525187</w:t>
+            </w:r>
+          </w:p>
+          <w:p>
+            <w:r>
+              <w:t xml:space="preserve">Тел.: </w:t>
+            </w:r>
+            <w:r>
+              <w:t xml:space="preserve">+7 (843) 228-70-77</w:t>
+            </w:r>
+          </w:p>
+          <w:p>
+            <w:r>
+              <w:t xml:space="preserve">E-mail: </w:t>
+            </w:r>
+            <w:r>
+              <w:t xml:space="preserve">sokolova@corp-tehno.ru</w:t>
+            </w:r>
+          </w:p>
+          <w:p/>
+          <w:p>
+            <w:r>
+              <w:t xml:space="preserve">Управляющий ______________ </w:t>
+            </w:r>
+            <w:r>
+              <w:t xml:space="preserve">Н. Ю. Соколова</w:t>
+            </w:r>
+          </w:p>
+        </w:tc>
+        <w:tc>
+          <w:tcPr>
+            <w:tcW w:w="4680" w:type="dxa"/>
+          </w:tcPr>
+          <w:p>
+            <w:r>
               <w:rPr>
                 <w:b/>
               </w:rPr>
@@ -676,7 +821,7 @@
               <w:t xml:space="preserve">Адрес регистрации: </w:t>
             </w:r>
             <w:r>
-              <w:t xml:space="preserve">141300, г. Сергиев Посад, бул. Гагарина, д. 17, кв. 121</w:t>
+              <w:t xml:space="preserve">141300, г. Сергиев Посад, ул. Пушкина, д. 83, кв. 132</w:t>
             </w:r>
           </w:p>
           <w:p>
@@ -715,7 +860,7 @@
               <w:t xml:space="preserve">Тел.: </w:t>
             </w:r>
             <w:r>
-              <w:t xml:space="preserve">+7 (383) 375-98-37</w:t>
+              <w:t xml:space="preserve">+7 (383) 475-80-77</w:t>
             </w:r>
           </w:p>
           <w:p>
@@ -723,7 +868,7 @@
               <w:t xml:space="preserve">E-mail: </w:t>
             </w:r>
             <w:r>
-              <w:t xml:space="preserve">semenov@mail.ru</w:t>
+              <w:t xml:space="preserve">semenov@sibtrans.ru</w:t>
             </w:r>
           </w:p>
           <w:p/>

--- a/tests/corpus_v2/docs/supply_0002.docx
+++ b/tests/corpus_v2/docs/supply_0002.docx
@@ -477,210 +477,34 @@
         </w:tc>
       </w:tr>
     </w:tbl>
-    <w:p/>
-    <w:p>
-      <w:r>
-        <w:rPr>
-          <w:b/>
-        </w:rPr>
-        <w:t xml:space="preserve">3. МЕСТО И СРОКИ ИСПОЛНЕНИЯ</w:t>
-      </w:r>
-    </w:p>
-    <w:p>
-      <w:r>
-        <w:t xml:space="preserve">3.1. Место исполнения обязательств: </w:t>
-      </w:r>
-      <w:r>
-        <w:t xml:space="preserve">614000, г. Пермь, ул. Баумана, д. 58, кв. 62</w:t>
-      </w:r>
-      <w:r>
-        <w:t xml:space="preserve">.</w:t>
-      </w:r>
-    </w:p>
-    <w:p>
-      <w:r>
-        <w:t xml:space="preserve">3.2. Уведомления направляются </w:t>
-      </w:r>
-      <w:r>
-        <w:t xml:space="preserve">Семёнову Олегу Егоровичу</w:t>
-      </w:r>
-      <w:r>
-        <w:t xml:space="preserve"> по телефону </w:t>
-      </w:r>
-      <w:r>
-        <w:t xml:space="preserve">+7 (499) 834-92-94</w:t>
-      </w:r>
-      <w:r>
-        <w:t xml:space="preserve">.</w:t>
-      </w:r>
-    </w:p>
-    <w:p>
-      <w:r>
-        <w:t xml:space="preserve">3.3. Срок исполнения обязательств — </w:t>
-      </w:r>
-      <w:r>
-        <w:t xml:space="preserve">в течение 45 календарных дней</w:t>
-      </w:r>
-      <w:r>
-        <w:t xml:space="preserve">.</w:t>
-      </w:r>
-    </w:p>
-    <w:p/>
-    <w:p>
-      <w:r>
-        <w:rPr>
-          <w:b/>
-        </w:rPr>
-        <w:t xml:space="preserve">4. ПРОЧИЕ УСЛОВИЯ</w:t>
-      </w:r>
-    </w:p>
-    <w:p>
-      <w:r>
-        <w:t xml:space="preserve">4.1. </w:t>
-      </w:r>
-      <w:r>
-        <w:t xml:space="preserve">Стороны несут ответственность за неисполнение или ненадлежащее исполнение обязательств в соответствии с законодательством Российской Федерации.</w:t>
-      </w:r>
-    </w:p>
-    <w:p>
-      <w:r>
-        <w:t xml:space="preserve">4.2. </w:t>
-      </w:r>
-      <w:r>
-        <w:t xml:space="preserve">Размер неустойки за нарушение сроков оплаты: </w:t>
-      </w:r>
-      <w:r>
-        <w:t xml:space="preserve">0,3 (три десятых процента) процента от стоимости неоплаченных работ</w:t>
-      </w:r>
-      <w:r>
-        <w:t xml:space="preserve">. Предельный размер ответственности: </w:t>
-      </w:r>
-      <w:r>
-        <w:t xml:space="preserve">1/150 ключевой ставки ЦБ РФ годовых</w:t>
-      </w:r>
-      <w:r>
-        <w:t xml:space="preserve">.</w:t>
-      </w:r>
-    </w:p>
-    <w:p>
-      <w:r>
-        <w:t xml:space="preserve">4.3. </w:t>
-      </w:r>
-      <w:r>
-        <w:t xml:space="preserve">Стороны освобождаются от ответственности при наступлении обстоятельств непреодолимой силы, если они прямо повлияли на исполнение обязательств.</w:t>
-      </w:r>
-    </w:p>
-    <w:p>
-      <w:r>
-        <w:t xml:space="preserve">4.4. </w:t>
-      </w:r>
-      <w:r>
-        <w:t xml:space="preserve">Сторона, для которой создалась невозможность исполнения, обязана уведомить другую Сторону. Срок уведомления — </w:t>
-      </w:r>
-      <w:r>
-        <w:t xml:space="preserve">в течение семи банковских дней со дня предъявления требования</w:t>
-      </w:r>
-      <w:r>
-        <w:t xml:space="preserve">.</w:t>
-      </w:r>
-    </w:p>
-    <w:p>
-      <w:r>
-        <w:t xml:space="preserve">4.5. </w:t>
-      </w:r>
-      <w:r>
-        <w:t xml:space="preserve">Все споры и разногласия решаются путём переговоров. Претензионный порядок обязателен, срок ответа на претензию — </w:t>
-      </w:r>
-      <w:r>
-        <w:t xml:space="preserve">в течение 7 (Семи) банковских дней с момента заключения контракта</w:t>
-      </w:r>
-      <w:r>
-        <w:t xml:space="preserve">.</w:t>
-      </w:r>
-    </w:p>
-    <w:p/>
-    <w:p/>
-    <w:p/>
-    <w:p>
-      <w:r>
-        <w:rPr>
-          <w:b/>
-        </w:rPr>
-        <w:t xml:space="preserve">9. КОНТРОЛЬНЫЕ ВЕЛИЧИНЫ</w:t>
-      </w:r>
-    </w:p>
-    <w:p>
-      <w:r>
-        <w:t xml:space="preserve">9.1. Контрольная запись: </w:t>
-      </w:r>
-      <w:r>
-        <w:rPr>
-          <w:b/>
-        </w:rPr>
-        <w:t xml:space="preserve">1/1</w:t>
-      </w:r>
-      <w:r>
-        <w:t xml:space="preserve">30 ключевой ставки ЦБ РФ от общей суммы счета</w:t>
-      </w:r>
-      <w:r>
-        <w:t xml:space="preserve">.</w:t>
-      </w:r>
-    </w:p>
-    <w:p>
-      <w:r>
-        <w:t xml:space="preserve">9.2. Контрольная запись: </w:t>
-      </w:r>
-      <w:r>
-        <w:rPr>
-          <w:b/>
-        </w:rPr>
-        <w:t xml:space="preserve">не позднее 20.02.20</w:t>
-      </w:r>
-      <w:r>
-        <w:t xml:space="preserve">26</w:t>
-      </w:r>
-      <w:r>
-        <w:t xml:space="preserve">.</w:t>
-      </w:r>
-    </w:p>
-    <w:p>
-      <w:r>
-        <w:t xml:space="preserve">9.3. Контрольная запись: </w:t>
-      </w:r>
-      <w:r>
-        <w:rPr>
-          <w:b/>
-        </w:rPr>
-        <w:t xml:space="preserve">5/1</w:t>
-      </w:r>
-      <w:r>
-        <w:t xml:space="preserve">9</w:t>
-      </w:r>
-      <w:r>
-        <w:t xml:space="preserve">.</w:t>
-      </w:r>
-    </w:p>
-    <w:p>
-      <w:r>
-        <w:t xml:space="preserve">9.4. Контрольная запись: </w:t>
-      </w:r>
-      <w:r>
-        <w:t xml:space="preserve">46 8​00 000 руб. ​0 коп.</w:t>
-      </w:r>
-      <w:r>
-        <w:t xml:space="preserve">.</w:t>
-      </w:r>
-    </w:p>
-    <w:p/>
-    <w:p>
-      <w:r>
-        <w:rPr>
-          <w:b/>
-        </w:rPr>
-        <w:t xml:space="preserve">РЕКВИЗИТЫ И ПОДПИСИ СТОРОН</w:t>
-      </w:r>
-    </w:p>
-    <w:p/>
+    <w:p>
+      <w:r>
+        <w:t xml:space="preserve">2.8. </w:t>
+      </w:r>
+      <w:r>
+        <w:t xml:space="preserve">Платёж по налогу перечисляется на код бюджетной классификации </w:t>
+      </w:r>
+      <w:r>
+        <w:t xml:space="preserve">182 101 010 110 110 001 10</w:t>
+      </w:r>
+      <w:r>
+        <w:t xml:space="preserve">, получатель — территориальный орган Федерального казначейства.</w:t>
+      </w:r>
+    </w:p>
+    <w:p>
+      <w:r>
+        <w:t xml:space="preserve">2.9. </w:t>
+      </w:r>
+      <w:r>
+        <w:t xml:space="preserve">Полномочия подтверждаются свидетельством о рождении, выдано </w:t>
+      </w:r>
+      <w:r>
+        <w:t xml:space="preserve">22.02.2011</w:t>
+      </w:r>
+      <w:r>
+        <w:t xml:space="preserve"> отделом ЗАГС.</w:t>
+      </w:r>
+    </w:p>
     <w:tbl>
       <w:tblPr>
         <w:tblW w:w="9360" w:type="dxa"/>
@@ -704,95 +528,7 @@
           </w:tcPr>
           <w:p>
             <w:r>
-              <w:rPr>
-                <w:b/>
-              </w:rPr>
-              <w:t xml:space="preserve">Поставщик:</w:t>
-            </w:r>
-          </w:p>
-          <w:p>
-            <w:r>
-              <w:t xml:space="preserve">ООО «Аргус»</w:t>
-            </w:r>
-          </w:p>
-          <w:p>
-            <w:r>
-              <w:t xml:space="preserve">Юридический адрес: </w:t>
-            </w:r>
-            <w:r>
-              <w:t xml:space="preserve">141300, г. Сергиев Посад, наб. Строителей, д. 60, кв. 8</w:t>
-            </w:r>
-          </w:p>
-          <w:p>
-            <w:r>
-              <w:t xml:space="preserve">ИНН </w:t>
-            </w:r>
-            <w:r>
-              <w:t xml:space="preserve">5969390070</w:t>
-            </w:r>
-            <w:r>
-              <w:t xml:space="preserve"> КПП </w:t>
-            </w:r>
-            <w:r>
-              <w:t xml:space="preserve">407265752</w:t>
-            </w:r>
-          </w:p>
-          <w:p>
-            <w:r>
-              <w:t xml:space="preserve">ОГРН </w:t>
-            </w:r>
-            <w:r>
-              <w:t xml:space="preserve">1920916214690</w:t>
-            </w:r>
-          </w:p>
-          <w:p>
-            <w:r>
-              <w:t xml:space="preserve">р/с </w:t>
-            </w:r>
-            <w:r>
-              <w:t xml:space="preserve">40702810718861452602</w:t>
-            </w:r>
-            <w:r>
-              <w:t xml:space="preserve"> в Банк ВТБ (ПАО)</w:t>
-            </w:r>
-          </w:p>
-          <w:p>
-            <w:r>
-              <w:t xml:space="preserve">к/с </w:t>
-            </w:r>
-            <w:r>
-              <w:t xml:space="preserve">30101810700000000187</w:t>
-            </w:r>
-            <w:r>
-              <w:t xml:space="preserve"> БИК </w:t>
-            </w:r>
-            <w:r>
-              <w:t xml:space="preserve">044525187</w:t>
-            </w:r>
-          </w:p>
-          <w:p>
-            <w:r>
-              <w:t xml:space="preserve">Тел.: </w:t>
-            </w:r>
-            <w:r>
-              <w:t xml:space="preserve">+7 (843) 228-70-77</w:t>
-            </w:r>
-          </w:p>
-          <w:p>
-            <w:r>
-              <w:t xml:space="preserve">E-mail: </w:t>
-            </w:r>
-            <w:r>
-              <w:t xml:space="preserve">sokolova@corp-tehno.ru</w:t>
-            </w:r>
-          </w:p>
-          <w:p/>
-          <w:p>
-            <w:r>
-              <w:t xml:space="preserve">Управляющий ______________ </w:t>
-            </w:r>
-            <w:r>
-              <w:t xml:space="preserve">Н. Ю. Соколова</w:t>
+              <w:t xml:space="preserve">9</w:t>
             </w:r>
           </w:p>
         </w:tc>
@@ -802,6 +538,365 @@
           </w:tcPr>
           <w:p>
             <w:r>
+              <w:t xml:space="preserve">РУБ.</w:t>
+            </w:r>
+          </w:p>
+        </w:tc>
+      </w:tr>
+    </w:tbl>
+    <w:p>
+      <w:r>
+        <w:t xml:space="preserve">2.10. </w:t>
+      </w:r>
+      <w:r>
+        <w:t xml:space="preserve">Поставке подлежит насос модели </w:t>
+      </w:r>
+      <w:r>
+        <w:t xml:space="preserve">ЭЦВ-6-10-80h</w:t>
+      </w:r>
+      <w:r>
+        <w:t xml:space="preserve"> и кабель марки </w:t>
+      </w:r>
+      <w:r>
+        <w:t xml:space="preserve">ВВГнг(А)-LSt</w:t>
+      </w:r>
+      <w:r>
+        <w:t xml:space="preserve">.</w:t>
+      </w:r>
+    </w:p>
+    <w:p/>
+    <w:p>
+      <w:r>
+        <w:rPr>
+          <w:b/>
+        </w:rPr>
+        <w:t xml:space="preserve">3. МЕСТО И СРОКИ ИСПОЛНЕНИЯ</w:t>
+      </w:r>
+    </w:p>
+    <w:p>
+      <w:r>
+        <w:t xml:space="preserve">3.1. Место исполнения обязательств: </w:t>
+      </w:r>
+      <w:r>
+        <w:t xml:space="preserve">420111, г. Казань, наб. Пушкина, д. 83, кв. 169</w:t>
+      </w:r>
+      <w:r>
+        <w:t xml:space="preserve">.</w:t>
+      </w:r>
+    </w:p>
+    <w:p>
+      <w:r>
+        <w:t xml:space="preserve">3.2. Уведомления направляются </w:t>
+      </w:r>
+      <w:r>
+        <w:t xml:space="preserve">Семёнову Олегу Егоровичу</w:t>
+      </w:r>
+      <w:r>
+        <w:t xml:space="preserve"> по телефону </w:t>
+      </w:r>
+      <w:r>
+        <w:t xml:space="preserve">+7 (843) 252-27-86</w:t>
+      </w:r>
+      <w:r>
+        <w:t xml:space="preserve">.</w:t>
+      </w:r>
+    </w:p>
+    <w:p>
+      <w:r>
+        <w:t xml:space="preserve">3.3. Срок исполнения обязательств — </w:t>
+      </w:r>
+      <w:r>
+        <w:t xml:space="preserve">в течение 5 календарных дней</w:t>
+      </w:r>
+      <w:r>
+        <w:t xml:space="preserve">.</w:t>
+      </w:r>
+    </w:p>
+    <w:p/>
+    <w:p>
+      <w:r>
+        <w:rPr>
+          <w:b/>
+        </w:rPr>
+        <w:t xml:space="preserve">4. ПРОЧИЕ УСЛОВИЯ</w:t>
+      </w:r>
+    </w:p>
+    <w:p>
+      <w:r>
+        <w:t xml:space="preserve">4.1. </w:t>
+      </w:r>
+      <w:r>
+        <w:t xml:space="preserve">Стороны несут ответственность за неисполнение или ненадлежащее исполнение обязательств в соответствии с законодательством Российской Федерации.</w:t>
+      </w:r>
+    </w:p>
+    <w:p>
+      <w:r>
+        <w:t xml:space="preserve">4.2. </w:t>
+      </w:r>
+      <w:r>
+        <w:t xml:space="preserve">Размер неустойки за нарушение сроков оплаты: </w:t>
+      </w:r>
+      <w:r>
+        <w:t xml:space="preserve">0,3 (три десятых процента) процента от стоимости неоплаченных работ</w:t>
+      </w:r>
+      <w:r>
+        <w:t xml:space="preserve">. Предельный размер ответственности: </w:t>
+      </w:r>
+      <w:r>
+        <w:t xml:space="preserve">1/150 ключевой ставки ЦБ РФ годовых</w:t>
+      </w:r>
+      <w:r>
+        <w:t xml:space="preserve">.</w:t>
+      </w:r>
+    </w:p>
+    <w:p>
+      <w:r>
+        <w:t xml:space="preserve">4.3. </w:t>
+      </w:r>
+      <w:r>
+        <w:t xml:space="preserve">Стороны освобождаются от ответственности при наступлении обстоятельств непреодолимой силы, если они прямо повлияли на исполнение обязательств.</w:t>
+      </w:r>
+    </w:p>
+    <w:p>
+      <w:r>
+        <w:t xml:space="preserve">4.4. </w:t>
+      </w:r>
+      <w:r>
+        <w:t xml:space="preserve">Сторона, для которой создалась невозможность исполнения, обязана уведомить другую Сторону. Срок уведомления — </w:t>
+      </w:r>
+      <w:r>
+        <w:t xml:space="preserve">в течение двадцати банковских дней со дня предъявления требования</w:t>
+      </w:r>
+      <w:r>
+        <w:t xml:space="preserve">.</w:t>
+      </w:r>
+    </w:p>
+    <w:p>
+      <w:r>
+        <w:t xml:space="preserve">4.5. </w:t>
+      </w:r>
+      <w:r>
+        <w:t xml:space="preserve">Все споры и разногласия решаются путём переговоров. Претензионный порядок обязателен, срок ответа на претензию — </w:t>
+      </w:r>
+      <w:r>
+        <w:t xml:space="preserve">в течение 14 (Четырнадцати) банковских дней с момента заключения контракта</w:t>
+      </w:r>
+      <w:r>
+        <w:t xml:space="preserve">.</w:t>
+      </w:r>
+    </w:p>
+    <w:p/>
+    <w:p/>
+    <w:p/>
+    <w:p>
+      <w:r>
+        <w:rPr>
+          <w:b/>
+        </w:rPr>
+        <w:t xml:space="preserve">9. КОНТРОЛЬНЫЕ ВЕЛИЧИНЫ</w:t>
+      </w:r>
+    </w:p>
+    <w:p>
+      <w:r>
+        <w:t xml:space="preserve">9.1. Контрольная запись: </w:t>
+      </w:r>
+      <w:r>
+        <w:rPr>
+          <w:b/>
+        </w:rPr>
+        <w:t xml:space="preserve">1/1</w:t>
+      </w:r>
+      <w:r>
+        <w:t xml:space="preserve">30 ключевой ставки ЦБ РФ от общей суммы счета</w:t>
+      </w:r>
+      <w:r>
+        <w:t xml:space="preserve">.</w:t>
+      </w:r>
+    </w:p>
+    <w:p>
+      <w:r>
+        <w:t xml:space="preserve">9.2. Контрольная запись: </w:t>
+      </w:r>
+      <w:r>
+        <w:rPr>
+          <w:b/>
+        </w:rPr>
+        <w:t xml:space="preserve">не позднее 24.10.20</w:t>
+      </w:r>
+      <w:r>
+        <w:t xml:space="preserve">26</w:t>
+      </w:r>
+      <w:r>
+        <w:t xml:space="preserve">.</w:t>
+      </w:r>
+    </w:p>
+    <w:p>
+      <w:r>
+        <w:t xml:space="preserve">9.3. Контрольная запись: </w:t>
+      </w:r>
+      <w:r>
+        <w:rPr>
+          <w:b/>
+        </w:rPr>
+        <w:t xml:space="preserve">8/1</w:t>
+      </w:r>
+      <w:r>
+        <w:t xml:space="preserve">2</w:t>
+      </w:r>
+      <w:r>
+        <w:t xml:space="preserve">.</w:t>
+      </w:r>
+    </w:p>
+    <w:p>
+      <w:r>
+        <w:t xml:space="preserve">9.4. Контрольная запись: </w:t>
+      </w:r>
+      <w:r>
+        <w:t xml:space="preserve">9 580 000‍ ⁠руб. 0 коп.</w:t>
+      </w:r>
+      <w:r>
+        <w:t xml:space="preserve">.</w:t>
+      </w:r>
+    </w:p>
+    <w:p/>
+    <w:p>
+      <w:r>
+        <w:rPr>
+          <w:b/>
+        </w:rPr>
+        <w:t xml:space="preserve">РЕКВИЗИТЫ И ПОДПИСИ СТОРОН</w:t>
+      </w:r>
+    </w:p>
+    <w:p/>
+    <w:tbl>
+      <w:tblPr>
+        <w:tblW w:w="9360" w:type="dxa"/>
+        <w:tblBorders>
+          <w:top w:val="single" w:sz="4" w:color="auto"/>
+          <w:left w:val="single" w:sz="4" w:color="auto"/>
+          <w:bottom w:val="single" w:sz="4" w:color="auto"/>
+          <w:right w:val="single" w:sz="4" w:color="auto"/>
+          <w:insideH w:val="single" w:sz="4" w:color="auto"/>
+          <w:insideV w:val="single" w:sz="4" w:color="auto"/>
+        </w:tblBorders>
+      </w:tblPr>
+      <w:tblGrid>
+        <w:gridCol w:w="4680"/>
+        <w:gridCol w:w="4680"/>
+      </w:tblGrid>
+      <w:tr>
+        <w:tc>
+          <w:tcPr>
+            <w:tcW w:w="4680" w:type="dxa"/>
+          </w:tcPr>
+          <w:p>
+            <w:r>
+              <w:rPr>
+                <w:b/>
+              </w:rPr>
+              <w:t xml:space="preserve">Поставщик:</w:t>
+            </w:r>
+          </w:p>
+          <w:p>
+            <w:r>
+              <w:t xml:space="preserve">ООО «Аргус»</w:t>
+            </w:r>
+          </w:p>
+          <w:p>
+            <w:r>
+              <w:t xml:space="preserve">Юридический адрес: </w:t>
+            </w:r>
+            <w:r>
+              <w:t xml:space="preserve">344002, г. Ростов-на-Дону, просп. Ленина, д. 56, кв. 33</w:t>
+            </w:r>
+          </w:p>
+          <w:p>
+            <w:r>
+              <w:t xml:space="preserve">Почтовый адрес: </w:t>
+            </w:r>
+            <w:r>
+              <w:t xml:space="preserve">141400, г. Химки, ул. Пушкина, д. 83, кв. 132</w:t>
+            </w:r>
+          </w:p>
+          <w:p>
+            <w:r>
+              <w:t xml:space="preserve">ИНН </w:t>
+            </w:r>
+            <w:r>
+              <w:t xml:space="preserve">5969390070</w:t>
+            </w:r>
+            <w:r>
+              <w:t xml:space="preserve"> КПП </w:t>
+            </w:r>
+            <w:r>
+              <w:t xml:space="preserve">407265752</w:t>
+            </w:r>
+          </w:p>
+          <w:p>
+            <w:r>
+              <w:t xml:space="preserve">ОГРН </w:t>
+            </w:r>
+            <w:r>
+              <w:t xml:space="preserve">1920916214690</w:t>
+            </w:r>
+          </w:p>
+          <w:p>
+            <w:r>
+              <w:t xml:space="preserve">р/с </w:t>
+            </w:r>
+            <w:r>
+              <w:t xml:space="preserve">40702810718861452602</w:t>
+            </w:r>
+            <w:r>
+              <w:t xml:space="preserve"> в Банк ВТБ (ПАО)</w:t>
+            </w:r>
+          </w:p>
+          <w:p>
+            <w:r>
+              <w:t xml:space="preserve">к/с </w:t>
+            </w:r>
+            <w:r>
+              <w:t xml:space="preserve">30101810700000000187</w:t>
+            </w:r>
+            <w:r>
+              <w:t xml:space="preserve"> БИК </w:t>
+            </w:r>
+            <w:r>
+              <w:t xml:space="preserve">044525187</w:t>
+            </w:r>
+          </w:p>
+          <w:p>
+            <w:r>
+              <w:t xml:space="preserve">Тел.: </w:t>
+            </w:r>
+            <w:r>
+              <w:t xml:space="preserve">+7 (383) 475-80-77</w:t>
+            </w:r>
+          </w:p>
+          <w:p>
+            <w:r>
+              <w:t xml:space="preserve">E-mail: </w:t>
+            </w:r>
+            <w:r>
+              <w:t xml:space="preserve">sokolova@sibtrans.ru</w:t>
+            </w:r>
+          </w:p>
+          <w:p/>
+          <w:p>
+            <w:r>
+              <w:t xml:space="preserve">Управляющий ______________ </w:t>
+            </w:r>
+            <w:r>
+              <w:t xml:space="preserve">Н. Ю. Соколова</w:t>
+            </w:r>
+          </w:p>
+        </w:tc>
+        <w:tc>
+          <w:tcPr>
+            <w:tcW w:w="4680" w:type="dxa"/>
+          </w:tcPr>
+          <w:p>
+            <w:r>
               <w:rPr>
                 <w:b/>
               </w:rPr>
@@ -821,7 +916,7 @@
               <w:t xml:space="preserve">Адрес регистрации: </w:t>
             </w:r>
             <w:r>
-              <w:t xml:space="preserve">141300, г. Сергиев Посад, ул. Пушкина, д. 83, кв. 132</w:t>
+              <w:t xml:space="preserve">344002, г. Ростов-на-Дону, ш. Гагарина, д. 21, кв. 50</w:t>
             </w:r>
           </w:p>
           <w:p>
@@ -860,7 +955,7 @@
               <w:t xml:space="preserve">Тел.: </w:t>
             </w:r>
             <w:r>
-              <w:t xml:space="preserve">+7 (383) 475-80-77</w:t>
+              <w:t xml:space="preserve">+7 (383) 254-45-12</w:t>
             </w:r>
           </w:p>
           <w:p>
@@ -868,7 +963,7 @@
               <w:t xml:space="preserve">E-mail: </w:t>
             </w:r>
             <w:r>
-              <w:t xml:space="preserve">semenov@sibtrans.ru</w:t>
+              <w:t xml:space="preserve">semenov@corp-tehno.ru</w:t>
             </w:r>
           </w:p>
           <w:p/>

--- a/tests/corpus_v2/docs/supply_0002.docx
+++ b/tests/corpus_v2/docs/supply_0002.docx
@@ -120,7 +120,7 @@
         <w:t xml:space="preserve">Поставка осуществляется партиями на основании заявок Покупателя; срок отгрузки партии — </w:t>
       </w:r>
       <w:r>
-        <w:t xml:space="preserve">не позднее 01.08.2026</w:t>
+        <w:t xml:space="preserve">не позднее 05.05.2025</w:t>
       </w:r>
       <w:r>
         <w:t xml:space="preserve">.</w:t>
@@ -140,6 +140,101 @@
       </w:r>
       <w:r>
         <w:t xml:space="preserve">Качество товара должно соответствовать требованиям технических регламентов и подтверждаться сертификатами соответствия.</w:t>
+      </w:r>
+    </w:p>
+    <w:p>
+      <w:r>
+        <w:t xml:space="preserve">1.6. </w:t>
+      </w:r>
+      <w:r>
+        <w:t xml:space="preserve">Товар отгружается по товарной накладной ТОРГ-12 № </w:t>
+      </w:r>
+      <w:r>
+        <w:t xml:space="preserve">047825558</w:t>
+      </w:r>
+      <w:r>
+        <w:t xml:space="preserve">. Номенклатурный номер позиции — </w:t>
+      </w:r>
+      <w:r>
+        <w:t xml:space="preserve">045539072</w:t>
+      </w:r>
+      <w:r>
+        <w:t xml:space="preserve">. Серийный номер агрегата — </w:t>
+      </w:r>
+      <w:r>
+        <w:t xml:space="preserve">046555005</w:t>
+      </w:r>
+      <w:r>
+        <w:t xml:space="preserve">.</w:t>
+      </w:r>
+    </w:p>
+    <w:p>
+      <w:r>
+        <w:t xml:space="preserve">1.7. </w:t>
+      </w:r>
+      <w:r>
+        <w:t xml:space="preserve">Расходы отражаются по коду цели </w:t>
+      </w:r>
+      <w:r>
+        <w:t xml:space="preserve">048429375</w:t>
+      </w:r>
+      <w:r>
+        <w:t xml:space="preserve"> согласно приказу Минфина России № 157н. </w:t>
+      </w:r>
+      <w:r>
+        <w:t xml:space="preserve">БИК не указан, номер заявки — </w:t>
+      </w:r>
+      <w:r>
+        <w:t xml:space="preserve">043653043</w:t>
+      </w:r>
+      <w:r>
+        <w:t xml:space="preserve">.</w:t>
+      </w:r>
+    </w:p>
+    <w:p>
+      <w:r>
+        <w:t xml:space="preserve">1.8. </w:t>
+      </w:r>
+      <w:r>
+        <w:t xml:space="preserve">Расчёты за коммунальные услуги ведутся по лицевому счёту абонента </w:t>
+      </w:r>
+      <w:r>
+        <w:t xml:space="preserve">88197520229</w:t>
+      </w:r>
+      <w:r>
+        <w:t xml:space="preserve">. Приложение к настоящему разделу зарегистрировано за номером </w:t>
+      </w:r>
+      <w:r>
+        <w:t xml:space="preserve">82161756338</w:t>
+      </w:r>
+      <w:r>
+        <w:t xml:space="preserve">. Прибор учёта имеет заводской номер </w:t>
+      </w:r>
+      <w:r>
+        <w:t xml:space="preserve">83300822152</w:t>
+      </w:r>
+      <w:r>
+        <w:t xml:space="preserve">.</w:t>
+      </w:r>
+    </w:p>
+    <w:p>
+      <w:r>
+        <w:t xml:space="preserve">1.9. </w:t>
+      </w:r>
+      <w:r>
+        <w:t xml:space="preserve">Сведения внесены в реестр за номером </w:t>
+      </w:r>
+      <w:r>
+        <w:t xml:space="preserve">81307437493</w:t>
+      </w:r>
+      <w:r>
+        <w:t xml:space="preserve">, как предусмотрено пунктом 2 статьи 434 Гражданского кодекса Российской Федерации. Уведомление о регистрации имеет исходящий № </w:t>
+      </w:r>
+      <w:r>
+        <w:t xml:space="preserve">83717918999</w:t>
+      </w:r>
+      <w:r>
+        <w:t xml:space="preserve">.</w:t>
       </w:r>
     </w:p>
     <w:p/>
@@ -204,7 +299,7 @@
         <w:t xml:space="preserve">, артикул </w:t>
       </w:r>
       <w:r>
-        <w:t xml:space="preserve">RM-7401-48</w:t>
+        <w:t xml:space="preserve">RM-1036-25</w:t>
       </w:r>
       <w:r>
         <w:t xml:space="preserve">, код </w:t>
@@ -264,49 +359,49 @@
         <w:t xml:space="preserve">. Товар отгружается с сопроводительным документом паспорт качества № </w:t>
       </w:r>
       <w:r>
-        <w:t xml:space="preserve">65 18 349015</w:t>
+        <w:t xml:space="preserve">79 22 570781</w:t>
       </w:r>
       <w:r>
         <w:t xml:space="preserve">. К партии приложен паспорт изделия № </w:t>
       </w:r>
       <w:r>
-        <w:t xml:space="preserve">91 07 856431</w:t>
+        <w:t xml:space="preserve">58 10 965220</w:t>
       </w:r>
       <w:r>
         <w:t xml:space="preserve">. Оборудование поставляется с паспортом транспортного средства № </w:t>
       </w:r>
       <w:r>
-        <w:t xml:space="preserve">13 10 132316</w:t>
+        <w:t xml:space="preserve">78 09 389323</w:t>
       </w:r>
       <w:r>
         <w:t xml:space="preserve">. Приёмка производится согласно техническому паспорту </w:t>
       </w:r>
       <w:r>
-        <w:t xml:space="preserve">65 06 076710</w:t>
+        <w:t xml:space="preserve">11 18 008012</w:t>
       </w:r>
       <w:r>
         <w:t xml:space="preserve">. СНИЛС не указан, номер заказа </w:t>
       </w:r>
       <w:r>
-        <w:t xml:space="preserve">787-220-803 32</w:t>
+        <w:t xml:space="preserve">910-320-517 93</w:t>
       </w:r>
       <w:r>
         <w:t xml:space="preserve">. Дата рождения не проставлена, документ выдан </w:t>
       </w:r>
       <w:r>
-        <w:t xml:space="preserve">18.05.2016</w:t>
+        <w:t xml:space="preserve">23.08.2017</w:t>
       </w:r>
       <w:r>
         <w:t xml:space="preserve">. Код подразделения, см. артикул </w:t>
       </w:r>
       <w:r>
-        <w:t xml:space="preserve">114-118</w:t>
+        <w:t xml:space="preserve">409-294</w:t>
       </w:r>
       <w:r>
         <w:t xml:space="preserve">. Цена — </w:t>
       </w:r>
       <w:r>
-        <w:t xml:space="preserve">936 000 (Девятьсот тридцать шесть тысяч) RUB</w:t>
+        <w:t xml:space="preserve">618 000 (Шестьсот восемнадцать тысяч) RUB</w:t>
       </w:r>
       <w:r>
         <w:t xml:space="preserve">, включая НДС </w:t>
@@ -318,7 +413,7 @@
         <w:t xml:space="preserve"> в размере </w:t>
       </w:r>
       <w:r>
-        <w:t xml:space="preserve">Девятьсот шестьдесят тысяч два рубля</w:t>
+        <w:t xml:space="preserve">Двести тридцать четыре тысячи два рубля</w:t>
       </w:r>
       <w:r>
         <w:t xml:space="preserve">.</w:t>
@@ -332,25 +427,25 @@
         <w:t xml:space="preserve">Товар маркирован штрихкодом </w:t>
       </w:r>
       <w:r>
-        <w:t xml:space="preserve">4609654927226</w:t>
+        <w:t xml:space="preserve">4606572790990</w:t>
       </w:r>
       <w:r>
         <w:t xml:space="preserve">. Код контрагента по ОКПО — </w:t>
       </w:r>
       <w:r>
-        <w:t xml:space="preserve">3823633236</w:t>
+        <w:t xml:space="preserve">7460611812</w:t>
       </w:r>
       <w:r>
         <w:t xml:space="preserve">. Оборудование учтено под инвентарным номером </w:t>
       </w:r>
       <w:r>
-        <w:t xml:space="preserve">043372981</w:t>
+        <w:t xml:space="preserve">045918808</w:t>
       </w:r>
       <w:r>
         <w:t xml:space="preserve">, складской позиции присвоен номер </w:t>
       </w:r>
       <w:r>
-        <w:t xml:space="preserve">550385706</w:t>
+        <w:t xml:space="preserve">501994407</w:t>
       </w:r>
       <w:r>
         <w:t xml:space="preserve">.</w:t>
@@ -364,19 +459,19 @@
         <w:t xml:space="preserve">Оплата по счёту-фактуре на КБК </w:t>
       </w:r>
       <w:r>
-        <w:t xml:space="preserve">18210101011011000169</w:t>
+        <w:t xml:space="preserve">18210101011011000125</w:t>
       </w:r>
       <w:r>
         <w:t xml:space="preserve">. ИНН не присвоен, регистрационный № </w:t>
       </w:r>
       <w:r>
-        <w:t xml:space="preserve">3757076482</w:t>
+        <w:t xml:space="preserve">2667485447</w:t>
       </w:r>
       <w:r>
         <w:t xml:space="preserve">. ИНН не присвоен, платёжный документ № </w:t>
       </w:r>
       <w:r>
-        <w:t xml:space="preserve">066403053939</w:t>
+        <w:t xml:space="preserve">462227304945</w:t>
       </w:r>
       <w:r>
         <w:t xml:space="preserve">. Заказчик действует в лице </w:t>
@@ -471,7 +566,7 @@
           </w:tcPr>
           <w:p>
             <w:r>
-              <w:t xml:space="preserve">2150526733</w:t>
+              <w:t xml:space="preserve">3509971306</w:t>
             </w:r>
           </w:p>
         </w:tc>
@@ -499,7 +594,7 @@
         <w:t xml:space="preserve">Полномочия подтверждаются свидетельством о рождении, выдано </w:t>
       </w:r>
       <w:r>
-        <w:t xml:space="preserve">22.02.2011</w:t>
+        <w:t xml:space="preserve">12.12.2017</w:t>
       </w:r>
       <w:r>
         <w:t xml:space="preserve"> отделом ЗАГС.</w:t>
@@ -528,7 +623,7 @@
           </w:tcPr>
           <w:p>
             <w:r>
-              <w:t xml:space="preserve">9</w:t>
+              <w:t xml:space="preserve">3</w:t>
             </w:r>
           </w:p>
         </w:tc>
@@ -578,7 +673,7 @@
         <w:t xml:space="preserve">3.1. Место исполнения обязательств: </w:t>
       </w:r>
       <w:r>
-        <w:t xml:space="preserve">420111, г. Казань, наб. Пушкина, д. 83, кв. 169</w:t>
+        <w:t xml:space="preserve">443010, г. Самара, бул. Кирова, д. 66, кв. 179</w:t>
       </w:r>
       <w:r>
         <w:t xml:space="preserve">.</w:t>
@@ -595,7 +690,7 @@
         <w:t xml:space="preserve"> по телефону </w:t>
       </w:r>
       <w:r>
-        <w:t xml:space="preserve">+7 (843) 252-27-86</w:t>
+        <w:t xml:space="preserve">+7 (383) 555-18-10</w:t>
       </w:r>
       <w:r>
         <w:t xml:space="preserve">.</w:t>
@@ -606,7 +701,111 @@
         <w:t xml:space="preserve">3.3. Срок исполнения обязательств — </w:t>
       </w:r>
       <w:r>
-        <w:t xml:space="preserve">в течение 5 календарных дней</w:t>
+        <w:t xml:space="preserve">в течение 45 календарных дней</w:t>
+      </w:r>
+      <w:r>
+        <w:t xml:space="preserve">.</w:t>
+      </w:r>
+    </w:p>
+    <w:p>
+      <w:r>
+        <w:t xml:space="preserve">3.4. </w:t>
+      </w:r>
+      <w:r>
+        <w:t xml:space="preserve">Финансирование ведётся за счёт средств бюджета, КБК </w:t>
+      </w:r>
+      <w:r>
+        <w:t xml:space="preserve">18295880893930569594</w:t>
+      </w:r>
+      <w:r>
+        <w:t xml:space="preserve">. Показания счётчика снимаются по прибору с заводским номером </w:t>
+      </w:r>
+      <w:r>
+        <w:t xml:space="preserve">39590972150579967247</w:t>
+      </w:r>
+      <w:r>
+        <w:t xml:space="preserve">.</w:t>
+      </w:r>
+    </w:p>
+    <w:p>
+      <w:r>
+        <w:t xml:space="preserve">3.5. </w:t>
+      </w:r>
+      <w:r>
+        <w:t xml:space="preserve">В счёте на оплату указывается УИН </w:t>
+      </w:r>
+      <w:r>
+        <w:t xml:space="preserve">18209596057295814157</w:t>
+      </w:r>
+      <w:r>
+        <w:t xml:space="preserve">. Счёт-проформа зарегистрирован за номером </w:t>
+      </w:r>
+      <w:r>
+        <w:t xml:space="preserve">77141051510056316930</w:t>
+      </w:r>
+      <w:r>
+        <w:t xml:space="preserve">. Списание со счёта производится в очерёдности статьи 855 Гражданского кодекса Российской Федерации, код вида дохода </w:t>
+      </w:r>
+      <w:r>
+        <w:t xml:space="preserve">18210236412436719042</w:t>
+      </w:r>
+      <w:r>
+        <w:t xml:space="preserve">.</w:t>
+      </w:r>
+    </w:p>
+    <w:p>
+      <w:r>
+        <w:t xml:space="preserve">3.6. </w:t>
+      </w:r>
+      <w:r>
+        <w:t xml:space="preserve">ИНН иностранному контрагенту не присваивается, номер в торговом реестре </w:t>
+      </w:r>
+      <w:r>
+        <w:t xml:space="preserve">2150526733</w:t>
+      </w:r>
+      <w:r>
+        <w:t xml:space="preserve">. ИНН см. в приложении; спецификация № </w:t>
+      </w:r>
+      <w:r>
+        <w:t xml:space="preserve">0277363016</w:t>
+      </w:r>
+      <w:r>
+        <w:t xml:space="preserve">. Постановка на учёт производится по статье 84 Налогового кодекса Российской Федерации, решение № </w:t>
+      </w:r>
+      <w:r>
+        <w:t xml:space="preserve">1034517660</w:t>
+      </w:r>
+      <w:r>
+        <w:t xml:space="preserve">.</w:t>
+      </w:r>
+    </w:p>
+    <w:p>
+      <w:r>
+        <w:t xml:space="preserve">3.7. </w:t>
+      </w:r>
+      <w:r>
+        <w:t xml:space="preserve">Регистрационный номер партии товара — </w:t>
+      </w:r>
+      <w:r>
+        <w:t xml:space="preserve">7114452929</w:t>
+      </w:r>
+      <w:r>
+        <w:t xml:space="preserve">. Массовая доля примеси в товаре — не более </w:t>
+      </w:r>
+      <w:r>
+        <w:t xml:space="preserve">0,2 %</w:t>
+      </w:r>
+      <w:r>
+        <w:t xml:space="preserve">. Допустимая погрешность прибора — </w:t>
+      </w:r>
+      <w:r>
+        <w:t xml:space="preserve">0,5 %</w:t>
+      </w:r>
+      <w:r>
+        <w:t xml:space="preserve">. Оборудованию присвоен заводской номер </w:t>
+      </w:r>
+      <w:r>
+        <w:t xml:space="preserve">6944123532</w:t>
       </w:r>
       <w:r>
         <w:t xml:space="preserve">.</w:t>
@@ -665,7 +864,7 @@
         <w:t xml:space="preserve">Сторона, для которой создалась невозможность исполнения, обязана уведомить другую Сторону. Срок уведомления — </w:t>
       </w:r>
       <w:r>
-        <w:t xml:space="preserve">в течение двадцати банковских дней со дня предъявления требования</w:t>
+        <w:t xml:space="preserve">в течение пяти банковских дней со дня предъявления требования</w:t>
       </w:r>
       <w:r>
         <w:t xml:space="preserve">.</w:t>
@@ -679,7 +878,125 @@
         <w:t xml:space="preserve">Все споры и разногласия решаются путём переговоров. Претензионный порядок обязателен, срок ответа на претензию — </w:t>
       </w:r>
       <w:r>
-        <w:t xml:space="preserve">в течение 14 (Четырнадцати) банковских дней с момента заключения контракта</w:t>
+        <w:t xml:space="preserve">в течение 45 (Сорока пяти) банковских дней с момента заключения контракта</w:t>
+      </w:r>
+      <w:r>
+        <w:t xml:space="preserve">.</w:t>
+      </w:r>
+    </w:p>
+    <w:p>
+      <w:r>
+        <w:t xml:space="preserve">4.6. </w:t>
+      </w:r>
+      <w:r>
+        <w:t xml:space="preserve">ИНН физического лица отсутствует, лицевой счёт абонента </w:t>
+      </w:r>
+      <w:r>
+        <w:t xml:space="preserve">699757956383</w:t>
+      </w:r>
+      <w:r>
+        <w:t xml:space="preserve">. ИНН указан в приложении; номенклатурный код позиции — </w:t>
+      </w:r>
+      <w:r>
+        <w:t xml:space="preserve">867266728077</w:t>
+      </w:r>
+      <w:r>
+        <w:t xml:space="preserve">. Обработка ИНН ведётся по статье 86 Налогового кодекса Российской Федерации, запрос № </w:t>
+      </w:r>
+      <w:r>
+        <w:t xml:space="preserve">279676684938</w:t>
+      </w:r>
+      <w:r>
+        <w:t xml:space="preserve">.</w:t>
+      </w:r>
+    </w:p>
+    <w:p>
+      <w:r>
+        <w:t xml:space="preserve">4.7. </w:t>
+      </w:r>
+      <w:r>
+        <w:t xml:space="preserve">Накладной на партию присвоен номер </w:t>
+      </w:r>
+      <w:r>
+        <w:t xml:space="preserve">454807552157</w:t>
+      </w:r>
+      <w:r>
+        <w:t xml:space="preserve">. Модуль учёта имеет заводской номер </w:t>
+      </w:r>
+      <w:r>
+        <w:t xml:space="preserve">032067656929</w:t>
+      </w:r>
+      <w:r>
+        <w:t xml:space="preserve">. Уклон кровли поставляемого сооружения — </w:t>
+      </w:r>
+      <w:r>
+        <w:t xml:space="preserve">8 %</w:t>
+      </w:r>
+      <w:r>
+        <w:t xml:space="preserve">.</w:t>
+      </w:r>
+    </w:p>
+    <w:p>
+      <w:r>
+        <w:t xml:space="preserve">4.8. </w:t>
+      </w:r>
+      <w:r>
+        <w:t xml:space="preserve">Предельная доля иностранного участия в уставном капитале установлена законом и составляет </w:t>
+      </w:r>
+      <w:r>
+        <w:t xml:space="preserve">25 %</w:t>
+      </w:r>
+      <w:r>
+        <w:t xml:space="preserve"> согласно Федеральному закону об иностранных инвестициях. Приложением № 3 установлена доля брака не более </w:t>
+      </w:r>
+      <w:r>
+        <w:t xml:space="preserve">2,4 %</w:t>
+      </w:r>
+      <w:r>
+        <w:t xml:space="preserve">.</w:t>
+      </w:r>
+    </w:p>
+    <w:p>
+      <w:r>
+        <w:t xml:space="preserve">4.9. </w:t>
+      </w:r>
+      <w:r>
+        <w:t xml:space="preserve">Срок годности товара — </w:t>
+      </w:r>
+      <w:r>
+        <w:t xml:space="preserve">в течение 24 месяцев</w:t>
+      </w:r>
+      <w:r>
+        <w:t xml:space="preserve"> с даты производства. Уложенная смесь выдерживается </w:t>
+      </w:r>
+      <w:r>
+        <w:t xml:space="preserve">в течение 72 часов</w:t>
+      </w:r>
+      <w:r>
+        <w:t xml:space="preserve"> без доступа влаги.</w:t>
+      </w:r>
+    </w:p>
+    <w:p>
+      <w:r>
+        <w:t xml:space="preserve">4.10. </w:t>
+      </w:r>
+      <w:r>
+        <w:t xml:space="preserve">Претензии по качеству работ предъявляются </w:t>
+      </w:r>
+      <w:r>
+        <w:t xml:space="preserve">в течение одного года</w:t>
+      </w:r>
+      <w:r>
+        <w:t xml:space="preserve"> в силу статьи 725 Гражданского кодекса Российской Федерации. Поставщик работает на рынке </w:t>
+      </w:r>
+      <w:r>
+        <w:t xml:space="preserve">в течение 12 лет</w:t>
+      </w:r>
+      <w:r>
+        <w:t xml:space="preserve">. Окончание отчётного периода — </w:t>
+      </w:r>
+      <w:r>
+        <w:t xml:space="preserve">не позднее 06.04.2028</w:t>
       </w:r>
       <w:r>
         <w:t xml:space="preserve">.</w:t>
@@ -721,10 +1038,10 @@
         <w:rPr>
           <w:b/>
         </w:rPr>
-        <w:t xml:space="preserve">не позднее 24.10.20</w:t>
-      </w:r>
-      <w:r>
-        <w:t xml:space="preserve">26</w:t>
+        <w:t xml:space="preserve">не позднее 03.10.20</w:t>
+      </w:r>
+      <w:r>
+        <w:t xml:space="preserve">25</w:t>
       </w:r>
       <w:r>
         <w:t xml:space="preserve">.</w:t>
@@ -738,10 +1055,10 @@
         <w:rPr>
           <w:b/>
         </w:rPr>
-        <w:t xml:space="preserve">8/1</w:t>
-      </w:r>
-      <w:r>
-        <w:t xml:space="preserve">2</w:t>
+        <w:t xml:space="preserve">1/1</w:t>
+      </w:r>
+      <w:r>
+        <w:t xml:space="preserve">3</w:t>
       </w:r>
       <w:r>
         <w:t xml:space="preserve">.</w:t>
@@ -752,7 +1069,7 @@
         <w:t xml:space="preserve">9.4. Контрольная запись: </w:t>
       </w:r>
       <w:r>
-        <w:t xml:space="preserve">9 580 000‍ ⁠руб. 0 коп.</w:t>
+        <w:t xml:space="preserve">371 00 0 руб.­ 5 коп.</w:t>
       </w:r>
       <w:r>
         <w:t xml:space="preserve">.</w:t>
@@ -807,7 +1124,7 @@
               <w:t xml:space="preserve">Юридический адрес: </w:t>
             </w:r>
             <w:r>
-              <w:t xml:space="preserve">344002, г. Ростов-на-Дону, просп. Ленина, д. 56, кв. 33</w:t>
+              <w:t xml:space="preserve">143400, г. Красногорск, ш. Баумана, д. 39, кв. 152</w:t>
             </w:r>
           </w:p>
           <w:p>
@@ -815,7 +1132,7 @@
               <w:t xml:space="preserve">Почтовый адрес: </w:t>
             </w:r>
             <w:r>
-              <w:t xml:space="preserve">141400, г. Химки, ул. Пушкина, д. 83, кв. 132</w:t>
+              <w:t xml:space="preserve">614000, г. Пермь, просп. Ленинградская, д. 12, кв. 125</w:t>
             </w:r>
           </w:p>
           <w:p>
@@ -870,7 +1187,7 @@
               <w:t xml:space="preserve">Тел.: </w:t>
             </w:r>
             <w:r>
-              <w:t xml:space="preserve">+7 (383) 475-80-77</w:t>
+              <w:t xml:space="preserve">+7 (846) 455-31-51</w:t>
             </w:r>
           </w:p>
           <w:p>
@@ -878,7 +1195,7 @@
               <w:t xml:space="preserve">E-mail: </w:t>
             </w:r>
             <w:r>
-              <w:t xml:space="preserve">sokolova@sibtrans.ru</w:t>
+              <w:t xml:space="preserve">sokolova@corp-tehno.ru</w:t>
             </w:r>
           </w:p>
           <w:p/>
@@ -916,7 +1233,7 @@
               <w:t xml:space="preserve">Адрес регистрации: </w:t>
             </w:r>
             <w:r>
-              <w:t xml:space="preserve">344002, г. Ростов-на-Дону, ш. Гагарина, д. 21, кв. 50</w:t>
+              <w:t xml:space="preserve">443010, г. Самара, бул. Мира, д. 87, кв. 136</w:t>
             </w:r>
           </w:p>
           <w:p>
@@ -955,7 +1272,7 @@
               <w:t xml:space="preserve">Тел.: </w:t>
             </w:r>
             <w:r>
-              <w:t xml:space="preserve">+7 (383) 254-45-12</w:t>
+              <w:t xml:space="preserve">+7 (812) 677-61-59</w:t>
             </w:r>
           </w:p>
           <w:p>

--- a/tests/corpus_v2/docs/supply_0002.docx
+++ b/tests/corpus_v2/docs/supply_0002.docx
@@ -1070,6 +1070,37 @@
       </w:r>
       <w:r>
         <w:t xml:space="preserve">371 00 0 руб.­ 5 коп.</w:t>
+      </w:r>
+      <w:r>
+        <w:t xml:space="preserve">.</w:t>
+      </w:r>
+    </w:p>
+    <w:p/>
+    <w:p>
+      <w:r>
+        <w:rPr>
+          <w:b/>
+        </w:rPr>
+        <w:t xml:space="preserve">6. ОСОБЫЕ УСЛОВИЯ ОТДЕЛЬНЫХ ВИДОВ ДАННЫХ</w:t>
+      </w:r>
+    </w:p>
+    <w:p>
+      <w:r>
+        <w:t xml:space="preserve">6.1. Полномочия представителя подтверждены доверенностью, реестровый номер </w:t>
+      </w:r>
+      <w:r>
+        <w:t xml:space="preserve">50/121-н/50-2023-4-88</w:t>
+      </w:r>
+      <w:r>
+        <w:t xml:space="preserve">.</w:t>
+      </w:r>
+    </w:p>
+    <w:p>
+      <w:r>
+        <w:t xml:space="preserve">6.2. Для сопоставления в учёте указывается: </w:t>
+      </w:r>
+      <w:r>
+        <w:t xml:space="preserve">ГОСТ Р 52044-2003</w:t>
       </w:r>
       <w:r>
         <w:t xml:space="preserve">.</w:t>

--- a/tests/corpus_v2/docs/supply_0002.docx
+++ b/tests/corpus_v2/docs/supply_0002.docx
@@ -1086,21 +1086,87 @@
     </w:p>
     <w:p>
       <w:r>
-        <w:t xml:space="preserve">6.1. Полномочия представителя подтверждены доверенностью, реестровый номер </w:t>
-      </w:r>
-      <w:r>
-        <w:t xml:space="preserve">50/121-н/50-2023-4-88</w:t>
-      </w:r>
-      <w:r>
-        <w:t xml:space="preserve">.</w:t>
-      </w:r>
-    </w:p>
-    <w:p>
-      <w:r>
-        <w:t xml:space="preserve">6.2. Для сопоставления в учёте указывается: </w:t>
-      </w:r>
-      <w:r>
-        <w:t xml:space="preserve">ГОСТ Р 52044-2003</w:t>
+        <w:t xml:space="preserve">6.1. Работы выполняются на основании ранее заключённого Договора № </w:t>
+      </w:r>
+      <w:r>
+        <w:t xml:space="preserve">2/17</w:t>
+      </w:r>
+      <w:r>
+        <w:t xml:space="preserve"> между теми же сторонами.</w:t>
+      </w:r>
+    </w:p>
+    <w:p>
+      <w:r>
+        <w:t xml:space="preserve">6.2. Первичные документы: </w:t>
+      </w:r>
+      <w:r>
+        <w:t xml:space="preserve">лицензия Л035-01298-77/00123456 Рособрнадзора</w:t>
+      </w:r>
+      <w:r>
+        <w:t xml:space="preserve">.</w:t>
+      </w:r>
+    </w:p>
+    <w:p>
+      <w:r>
+        <w:t xml:space="preserve">6.3. Запись о лицензии внесена в реестр за регистрационным номером </w:t>
+      </w:r>
+      <w:r>
+        <w:t xml:space="preserve">731004592</w:t>
+      </w:r>
+      <w:r>
+        <w:t xml:space="preserve">.</w:t>
+      </w:r>
+    </w:p>
+    <w:p>
+      <w:r>
+        <w:t xml:space="preserve">6.4. Внутренний учёт ведётся отдельно: </w:t>
+      </w:r>
+      <w:r>
+        <w:t xml:space="preserve">сведения внесены в реестр, номер записи не присвоен</w:t>
+      </w:r>
+      <w:r>
+        <w:t xml:space="preserve">.</w:t>
+      </w:r>
+    </w:p>
+    <w:p>
+      <w:r>
+        <w:t xml:space="preserve">6.5. Полномочия представителя подтверждены доверенностью, реестровый номер </w:t>
+      </w:r>
+      <w:r>
+        <w:t xml:space="preserve">78/1445-н/78-2022-12-7</w:t>
+      </w:r>
+      <w:r>
+        <w:t xml:space="preserve">.</w:t>
+      </w:r>
+    </w:p>
+    <w:p>
+      <w:r>
+        <w:t xml:space="preserve">6.6. Для сопоставления в учёте указывается: </w:t>
+      </w:r>
+      <w:r>
+        <w:t xml:space="preserve">срок действия 12/2024-06/2025</w:t>
+      </w:r>
+      <w:r>
+        <w:t xml:space="preserve">.</w:t>
+      </w:r>
+    </w:p>
+    <w:p>
+      <w:r>
+        <w:t xml:space="preserve">6.7. Решение принято большинством в </w:t>
+      </w:r>
+      <w:r>
+        <w:t xml:space="preserve">9 % уставного капитала общества</w:t>
+      </w:r>
+      <w:r>
+        <w:t xml:space="preserve"> от общего числа голосов членов совета директоров.</w:t>
+      </w:r>
+    </w:p>
+    <w:p>
+      <w:r>
+        <w:t xml:space="preserve">6.8. Кворум определяется уставом: </w:t>
+      </w:r>
+      <w:r>
+        <w:t xml:space="preserve">большинством в две трети голосов</w:t>
       </w:r>
       <w:r>
         <w:t xml:space="preserve">.</w:t>

--- a/tests/corpus_v2/docs/supply_0002.docx
+++ b/tests/corpus_v2/docs/supply_0002.docx
@@ -1086,10 +1086,32 @@
     </w:p>
     <w:p>
       <w:r>
-        <w:t xml:space="preserve">6.1. Работы выполняются на основании ранее заключённого Договора № </w:t>
-      </w:r>
-      <w:r>
-        <w:t xml:space="preserve">2/17</w:t>
+        <w:t xml:space="preserve">6.1. Стороны ранее заключили </w:t>
+      </w:r>
+      <w:r>
+        <w:t xml:space="preserve">договор поставки</w:t>
+      </w:r>
+      <w:r>
+        <w:t xml:space="preserve"> на сопоставимых условиях.</w:t>
+      </w:r>
+    </w:p>
+    <w:p>
+      <w:r>
+        <w:t xml:space="preserve">6.2. Прочие условия: </w:t>
+      </w:r>
+      <w:r>
+        <w:t xml:space="preserve">реквизиты первичных документов приведены в приложении</w:t>
+      </w:r>
+      <w:r>
+        <w:t xml:space="preserve">.</w:t>
+      </w:r>
+    </w:p>
+    <w:p>
+      <w:r>
+        <w:t xml:space="preserve">6.3. Работы выполняются на основании ранее заключённого Договора № </w:t>
+      </w:r>
+      <w:r>
+        <w:t xml:space="preserve">01Ф-00034/16-124Д</w:t>
       </w:r>
       <w:r>
         <w:t xml:space="preserve"> между теми же сторонами.</w:t>
@@ -1097,29 +1119,73 @@
     </w:p>
     <w:p>
       <w:r>
-        <w:t xml:space="preserve">6.2. Первичные документы: </w:t>
-      </w:r>
-      <w:r>
-        <w:t xml:space="preserve">лицензия Л035-01298-77/00123456 Рособрнадзора</w:t>
-      </w:r>
-      <w:r>
-        <w:t xml:space="preserve">.</w:t>
-      </w:r>
-    </w:p>
-    <w:p>
-      <w:r>
-        <w:t xml:space="preserve">6.3. Запись о лицензии внесена в реестр за регистрационным номером </w:t>
-      </w:r>
-      <w:r>
-        <w:t xml:space="preserve">731004592</w:t>
-      </w:r>
-      <w:r>
-        <w:t xml:space="preserve">.</w:t>
-      </w:r>
-    </w:p>
-    <w:p>
-      <w:r>
-        <w:t xml:space="preserve">6.4. Внутренний учёт ведётся отдельно: </w:t>
+        <w:t xml:space="preserve">6.4. Первичные документы: </w:t>
+      </w:r>
+      <w:r>
+        <w:t xml:space="preserve">как указано в пункте 4.2 настоящего Договора</w:t>
+      </w:r>
+      <w:r>
+        <w:t xml:space="preserve">.</w:t>
+      </w:r>
+    </w:p>
+    <w:p>
+      <w:r>
+        <w:t xml:space="preserve">6.5. Паспорт гражданина Российской Федерации выдан </w:t>
+      </w:r>
+      <w:r>
+        <w:t xml:space="preserve">УМВД России по Владимирской области</w:t>
+      </w:r>
+      <w:r>
+        <w:t xml:space="preserve">, паспорт предъявлен при подписании.</w:t>
+      </w:r>
+    </w:p>
+    <w:p>
+      <w:r>
+        <w:t xml:space="preserve">6.6. Сопутствующие сведения: </w:t>
+      </w:r>
+      <w:r>
+        <w:t xml:space="preserve">паспорт выдан, реквизиты приведены в приложении</w:t>
+      </w:r>
+      <w:r>
+        <w:t xml:space="preserve">.</w:t>
+      </w:r>
+    </w:p>
+    <w:p>
+      <w:r>
+        <w:t xml:space="preserve">6.7. Запись о государственной регистрации внесена регистрирующим органом: </w:t>
+      </w:r>
+      <w:r>
+        <w:t xml:space="preserve">Инспекция ФНС России № 24 по г. Москве</w:t>
+      </w:r>
+      <w:r>
+        <w:t xml:space="preserve">.</w:t>
+      </w:r>
+    </w:p>
+    <w:p>
+      <w:r>
+        <w:t xml:space="preserve">6.8. Общие сведения о регистрации: </w:t>
+      </w:r>
+      <w:r>
+        <w:t xml:space="preserve">сведения о юридическом лице содержатся в ЕГРЮЛ</w:t>
+      </w:r>
+      <w:r>
+        <w:t xml:space="preserve">.</w:t>
+      </w:r>
+    </w:p>
+    <w:p>
+      <w:r>
+        <w:t xml:space="preserve">6.9. Запись о лицензии внесена в реестр за регистрационным номером </w:t>
+      </w:r>
+      <w:r>
+        <w:t xml:space="preserve">144625873</w:t>
+      </w:r>
+      <w:r>
+        <w:t xml:space="preserve">.</w:t>
+      </w:r>
+    </w:p>
+    <w:p>
+      <w:r>
+        <w:t xml:space="preserve">6.10. Внутренний учёт ведётся отдельно: </w:t>
       </w:r>
       <w:r>
         <w:t xml:space="preserve">сведения внесены в реестр, номер записи не присвоен</w:t>
@@ -1130,32 +1196,32 @@
     </w:p>
     <w:p>
       <w:r>
-        <w:t xml:space="preserve">6.5. Полномочия представителя подтверждены доверенностью, реестровый номер </w:t>
-      </w:r>
-      <w:r>
-        <w:t xml:space="preserve">78/1445-н/78-2022-12-7</w:t>
-      </w:r>
-      <w:r>
-        <w:t xml:space="preserve">.</w:t>
-      </w:r>
-    </w:p>
-    <w:p>
-      <w:r>
-        <w:t xml:space="preserve">6.6. Для сопоставления в учёте указывается: </w:t>
-      </w:r>
-      <w:r>
-        <w:t xml:space="preserve">срок действия 12/2024-06/2025</w:t>
-      </w:r>
-      <w:r>
-        <w:t xml:space="preserve">.</w:t>
-      </w:r>
-    </w:p>
-    <w:p>
-      <w:r>
-        <w:t xml:space="preserve">6.7. Решение принято большинством в </w:t>
-      </w:r>
-      <w:r>
-        <w:t xml:space="preserve">9 % уставного капитала общества</w:t>
+        <w:t xml:space="preserve">6.11. Полномочия представителя подтверждены доверенностью, реестровый номер </w:t>
+      </w:r>
+      <w:r>
+        <w:t xml:space="preserve">50/121-н/50-2023-4-88</w:t>
+      </w:r>
+      <w:r>
+        <w:t xml:space="preserve">.</w:t>
+      </w:r>
+    </w:p>
+    <w:p>
+      <w:r>
+        <w:t xml:space="preserve">6.12. Для сопоставления в учёте указывается: </w:t>
+      </w:r>
+      <w:r>
+        <w:t xml:space="preserve">пп. 4/5-1 и 7/2-3 Правил страхования</w:t>
+      </w:r>
+      <w:r>
+        <w:t xml:space="preserve">.</w:t>
+      </w:r>
+    </w:p>
+    <w:p>
+      <w:r>
+        <w:t xml:space="preserve">6.13. Решение принято большинством в </w:t>
+      </w:r>
+      <w:r>
+        <w:t xml:space="preserve">25,5 % голосов от общего числа</w:t>
       </w:r>
       <w:r>
         <w:t xml:space="preserve"> от общего числа голосов членов совета директоров.</w:t>
@@ -1163,7 +1229,7 @@
     </w:p>
     <w:p>
       <w:r>
-        <w:t xml:space="preserve">6.8. Кворум определяется уставом: </w:t>
+        <w:t xml:space="preserve">6.14. Кворум определяется уставом: </w:t>
       </w:r>
       <w:r>
         <w:t xml:space="preserve">большинством в две трети голосов</w:t>

--- a/tests/corpus_v2/docs/supply_0002.docx
+++ b/tests/corpus_v2/docs/supply_0002.docx
@@ -39,7 +39,7 @@
         <w:t xml:space="preserve">     </w:t>
       </w:r>
       <w:r>
-        <w:t xml:space="preserve">«16» апреля 2025 г.</w:t>
+        <w:t xml:space="preserve">шестнадцатого апреля 2025 года</w:t>
       </w:r>
     </w:p>
     <w:p/>
